--- a/docs/manuals/04-Governance-and-Operations.docx
+++ b/docs/manuals/04-Governance-and-Operations.docx
@@ -191,28 +191,28 @@
         <w:p>
           <w:r>
             <w:fldChar w:fldCharType="begin" w:dirty="true"/>
-            <w:instrText xml:space="preserve">TOC \o "1-2" \h \z \u</w:instrText>
+            <w:instrText xml:space="preserve">TOC \o "1-3" \h \z \u</w:instrText>
             <w:fldChar w:fldCharType="separate"/>
             <w:fldChar w:fldCharType="end"/>
           </w:r>
         </w:p>
       </w:sdtContent>
     </w:sdt>
-    <w:bookmarkStart w:id="20" w:name="document-control"/>
     <w:p>
       <w:pPr>
         <w:pStyle w:val="Heading1"/>
       </w:pPr>
+      <w:bookmarkStart w:id="20" w:name="document-control"/>
       <w:r>
         <w:t xml:space="preserve">Document control</w:t>
       </w:r>
+      <w:bookmarkEnd w:id="20"/>
     </w:p>
     <w:tbl>
       <w:tblPr>
         <w:tblStyle w:val="Table"/>
-        <w:tblW w:type="pct" w:w="5000"/>
-        <w:tblLook w:firstRow="1" w:lastRow="0" w:firstColumn="0" w:lastColumn="0" w:noHBand="0" w:noVBand="0" w:val="0020"/>
-        <w:jc w:val="start"/>
+        <w:tblW w:type="pct" w:w="5000.0"/>
+        <w:tblLook w:firstRow="1"/>
       </w:tblPr>
       <w:tblGrid>
         <w:gridCol w:w="1555"/>
@@ -220,12 +220,14 @@
       </w:tblGrid>
       <w:tr>
         <w:trPr>
-          <w:tblHeader w:val="true"/>
-          <w:tblHeader w:val="true"/>
+          <w:cnfStyle w:firstRow="1"/>
         </w:trPr>
         <w:tc>
           <w:tcPr>
-            <w:shd w:val="clear" w:color="auto" w:fill="1E60AE"/>
+            <w:tcBorders>
+              <w:bottom w:val="single"/>
+            </w:tcBorders>
+            <w:vAlign w:val="bottom"/>
           </w:tcPr>
           <w:p>
             <w:pPr>
@@ -233,134 +235,120 @@
               <w:jc w:val="left"/>
             </w:pPr>
             <w:r>
+              <w:t xml:space="preserve">Item</w:t>
+            </w:r>
+          </w:p>
+        </w:tc>
+        <w:tc>
+          <w:tcPr>
+            <w:tcBorders>
+              <w:bottom w:val="single"/>
+            </w:tcBorders>
+            <w:vAlign w:val="bottom"/>
+          </w:tcPr>
+          <w:p>
+            <w:pPr>
+              <w:pStyle w:val="Compact"/>
+              <w:jc w:val="left"/>
+            </w:pPr>
+            <w:r>
+              <w:t xml:space="preserve">Value</w:t>
+            </w:r>
+          </w:p>
+        </w:tc>
+      </w:tr>
+      <w:tr>
+        <w:tc>
+          <w:p>
+            <w:pPr>
+              <w:pStyle w:val="Compact"/>
+              <w:jc w:val="left"/>
+            </w:pPr>
+            <w:r>
+              <w:t xml:space="preserve">Document</w:t>
+            </w:r>
+          </w:p>
+        </w:tc>
+        <w:tc>
+          <w:p>
+            <w:pPr>
+              <w:pStyle w:val="Compact"/>
+              <w:jc w:val="left"/>
+            </w:pPr>
+            <w:r>
+              <w:t xml:space="preserve">Governance, Administration and Operations Manual</w:t>
+            </w:r>
+          </w:p>
+        </w:tc>
+      </w:tr>
+      <w:tr>
+        <w:tc>
+          <w:p>
+            <w:pPr>
+              <w:pStyle w:val="Compact"/>
+              <w:jc w:val="left"/>
+            </w:pPr>
+            <w:r>
+              <w:t xml:space="preserve">Version</w:t>
+            </w:r>
+          </w:p>
+        </w:tc>
+        <w:tc>
+          <w:p>
+            <w:pPr>
+              <w:pStyle w:val="Compact"/>
+              <w:jc w:val="left"/>
+            </w:pPr>
+            <w:r>
+              <w:t xml:space="preserve">1.0 (draft for GPHA approval)</w:t>
+            </w:r>
+          </w:p>
+        </w:tc>
+      </w:tr>
+      <w:tr>
+        <w:tc>
+          <w:p>
+            <w:pPr>
+              <w:pStyle w:val="Compact"/>
+              <w:jc w:val="left"/>
+            </w:pPr>
+            <w:r>
+              <w:t xml:space="preserve">Audience</w:t>
+            </w:r>
+          </w:p>
+        </w:tc>
+        <w:tc>
+          <w:p>
+            <w:pPr>
+              <w:pStyle w:val="Compact"/>
+              <w:jc w:val="left"/>
+            </w:pPr>
+            <w:r>
+              <w:t xml:space="preserve">GM Audit, system owner, project sponsor, GPHA IT management, Audit Committee secretariat</w:t>
+            </w:r>
+          </w:p>
+        </w:tc>
+      </w:tr>
+      <w:tr>
+        <w:tc>
+          <w:p>
+            <w:pPr>
+              <w:pStyle w:val="Compact"/>
+              <w:jc w:val="left"/>
+            </w:pPr>
+            <w:r>
+              <w:t xml:space="preserve">Status</w:t>
+            </w:r>
+          </w:p>
+        </w:tc>
+        <w:tc>
+          <w:p>
+            <w:pPr>
+              <w:pStyle w:val="Compact"/>
+              <w:jc w:val="left"/>
+            </w:pPr>
+            <w:r>
               <w:rPr>
-                <w:b/>
-                <w:color w:val="FFFFFF"/>
-              </w:rPr>
-              <w:t xml:space="preserve">Item</w:t>
-            </w:r>
-          </w:p>
-        </w:tc>
-        <w:tc>
-          <w:tcPr>
-            <w:shd w:val="clear" w:color="auto" w:fill="1E60AE"/>
-          </w:tcPr>
-          <w:p>
-            <w:pPr>
-              <w:pStyle w:val="Compact"/>
-              <w:jc w:val="left"/>
-            </w:pPr>
-            <w:r>
-              <w:rPr>
-                <w:b/>
-                <w:color w:val="FFFFFF"/>
-              </w:rPr>
-              <w:t xml:space="preserve">Value</w:t>
-            </w:r>
-          </w:p>
-        </w:tc>
-      </w:tr>
-      <w:tr>
-        <w:tc>
-          <w:tcPr/>
-          <w:p>
-            <w:pPr>
-              <w:pStyle w:val="Compact"/>
-              <w:jc w:val="left"/>
-            </w:pPr>
-            <w:r>
-              <w:t xml:space="preserve">Document</w:t>
-            </w:r>
-          </w:p>
-        </w:tc>
-        <w:tc>
-          <w:tcPr/>
-          <w:p>
-            <w:pPr>
-              <w:pStyle w:val="Compact"/>
-              <w:jc w:val="left"/>
-            </w:pPr>
-            <w:r>
-              <w:t xml:space="preserve">Governance, Administration and Operations Manual</w:t>
-            </w:r>
-          </w:p>
-        </w:tc>
-      </w:tr>
-      <w:tr>
-        <w:tc>
-          <w:tcPr/>
-          <w:p>
-            <w:pPr>
-              <w:pStyle w:val="Compact"/>
-              <w:jc w:val="left"/>
-            </w:pPr>
-            <w:r>
-              <w:t xml:space="preserve">Version</w:t>
-            </w:r>
-          </w:p>
-        </w:tc>
-        <w:tc>
-          <w:tcPr/>
-          <w:p>
-            <w:pPr>
-              <w:pStyle w:val="Compact"/>
-              <w:jc w:val="left"/>
-            </w:pPr>
-            <w:r>
-              <w:t xml:space="preserve">1.0 (draft for GPHA approval)</w:t>
-            </w:r>
-          </w:p>
-        </w:tc>
-      </w:tr>
-      <w:tr>
-        <w:tc>
-          <w:tcPr/>
-          <w:p>
-            <w:pPr>
-              <w:pStyle w:val="Compact"/>
-              <w:jc w:val="left"/>
-            </w:pPr>
-            <w:r>
-              <w:t xml:space="preserve">Audience</w:t>
-            </w:r>
-          </w:p>
-        </w:tc>
-        <w:tc>
-          <w:tcPr/>
-          <w:p>
-            <w:pPr>
-              <w:pStyle w:val="Compact"/>
-              <w:jc w:val="left"/>
-            </w:pPr>
-            <w:r>
-              <w:t xml:space="preserve">GM Audit, system owner, project sponsor, GPHA IT management, Audit Committee secretariat</w:t>
-            </w:r>
-          </w:p>
-        </w:tc>
-      </w:tr>
-      <w:tr>
-        <w:tc>
-          <w:tcPr/>
-          <w:p>
-            <w:pPr>
-              <w:pStyle w:val="Compact"/>
-              <w:jc w:val="left"/>
-            </w:pPr>
-            <w:r>
-              <w:t xml:space="preserve">Status</w:t>
-            </w:r>
-          </w:p>
-        </w:tc>
-        <w:tc>
-          <w:tcPr/>
-          <w:p>
-            <w:pPr>
-              <w:pStyle w:val="Compact"/>
-              <w:jc w:val="left"/>
-            </w:pPr>
-            <w:r>
-              <w:rPr>
-                <w:bCs/>
                 <w:b/>
               </w:rPr>
               <w:t xml:space="preserve">Draft.</w:t>
@@ -376,7 +364,6 @@
             </w:r>
             <w:r>
               <w:rPr>
-                <w:iCs/>
                 <w:i/>
               </w:rPr>
               <w:t xml:space="preserve">GPHA to decide</w:t>
@@ -399,15 +386,15 @@
         <w:t xml:space="preserve">This manual sets out how GIAW is owned, changed, supported and kept safe. It does not replace GPHA policies. Where a GPHA policy exists, that policy governs and this manual should reference it.</w:t>
       </w:r>
     </w:p>
-    <w:bookmarkEnd w:id="20"/>
-    <w:bookmarkStart w:id="21" w:name="purpose-and-objectives-of-giaw"/>
     <w:p>
       <w:pPr>
         <w:pStyle w:val="Heading1"/>
       </w:pPr>
+      <w:bookmarkStart w:id="21" w:name="purpose-and-objectives-of-giaw"/>
       <w:r>
         <w:t xml:space="preserve">1. Purpose and objectives of GIAW</w:t>
       </w:r>
+      <w:bookmarkEnd w:id="21"/>
     </w:p>
     <w:p>
       <w:pPr>
@@ -421,7 +408,6 @@
       </w:r>
       <w:r>
         <w:rPr>
-          <w:iCs/>
           <w:i/>
         </w:rPr>
         <w:t xml:space="preserve">Audit Manager</w:t>
@@ -493,22 +479,21 @@
         <w:t xml:space="preserve">quality assurance (QAIP) and professional practice records.</w:t>
       </w:r>
     </w:p>
-    <w:bookmarkEnd w:id="21"/>
-    <w:bookmarkStart w:id="22" w:name="X5af6012a038663cf92de30d099d85e666723e3c"/>
     <w:p>
       <w:pPr>
         <w:pStyle w:val="Heading1"/>
       </w:pPr>
+      <w:bookmarkStart w:id="22" w:name="X5af6012a038663cf92de30d099d85e666723e3c"/>
       <w:r>
         <w:t xml:space="preserve">2. Governance structure and responsibilities</w:t>
       </w:r>
+      <w:bookmarkEnd w:id="22"/>
     </w:p>
     <w:tbl>
       <w:tblPr>
         <w:tblStyle w:val="Table"/>
-        <w:tblW w:type="pct" w:w="5000"/>
-        <w:tblLook w:firstRow="1" w:lastRow="0" w:firstColumn="0" w:lastColumn="0" w:noHBand="0" w:noVBand="0" w:val="0020"/>
-        <w:jc w:val="start"/>
+        <w:tblW w:type="pct" w:w="5000.0"/>
+        <w:tblLook w:firstRow="1"/>
       </w:tblPr>
       <w:tblGrid>
         <w:gridCol w:w="2592"/>
@@ -517,12 +502,14 @@
       </w:tblGrid>
       <w:tr>
         <w:trPr>
-          <w:tblHeader w:val="true"/>
-          <w:tblHeader w:val="true"/>
+          <w:cnfStyle w:firstRow="1"/>
         </w:trPr>
         <w:tc>
           <w:tcPr>
-            <w:shd w:val="clear" w:color="auto" w:fill="1E60AE"/>
+            <w:tcBorders>
+              <w:bottom w:val="single"/>
+            </w:tcBorders>
+            <w:vAlign w:val="bottom"/>
           </w:tcPr>
           <w:p>
             <w:pPr>
@@ -530,51 +517,42 @@
               <w:jc w:val="left"/>
             </w:pPr>
             <w:r>
+              <w:t xml:space="preserve">Role</w:t>
+            </w:r>
+          </w:p>
+        </w:tc>
+        <w:tc>
+          <w:tcPr>
+            <w:tcBorders>
+              <w:bottom w:val="single"/>
+            </w:tcBorders>
+            <w:vAlign w:val="bottom"/>
+          </w:tcPr>
+          <w:p>
+            <w:pPr>
+              <w:pStyle w:val="Compact"/>
+              <w:jc w:val="left"/>
+            </w:pPr>
+            <w:r>
+              <w:t xml:space="preserve">Who (</w:t>
+            </w:r>
+            <w:r>
               <w:rPr>
-                <w:b/>
-                <w:color w:val="FFFFFF"/>
-              </w:rPr>
-              <w:t xml:space="preserve">Role</w:t>
-            </w:r>
-          </w:p>
-        </w:tc>
-        <w:tc>
-          <w:tcPr>
-            <w:shd w:val="clear" w:color="auto" w:fill="1E60AE"/>
-          </w:tcPr>
-          <w:p>
-            <w:pPr>
-              <w:pStyle w:val="Compact"/>
-              <w:jc w:val="left"/>
-            </w:pPr>
-            <w:r>
-              <w:rPr>
-                <w:b/>
-                <w:color w:val="FFFFFF"/>
-              </w:rPr>
-              <w:t xml:space="preserve">Who (</w:t>
-            </w:r>
-            <w:r>
-              <w:rPr>
-                <w:iCs/>
-                <w:b/>
                 <w:i/>
-                <w:color w:val="FFFFFF"/>
               </w:rPr>
               <w:t xml:space="preserve">GPHA to name</w:t>
             </w:r>
             <w:r>
-              <w:rPr>
-                <w:b/>
-                <w:color w:val="FFFFFF"/>
-              </w:rPr>
               <w:t xml:space="preserve">)</w:t>
             </w:r>
           </w:p>
         </w:tc>
         <w:tc>
           <w:tcPr>
-            <w:shd w:val="clear" w:color="auto" w:fill="1E60AE"/>
+            <w:tcBorders>
+              <w:bottom w:val="single"/>
+            </w:tcBorders>
+            <w:vAlign w:val="bottom"/>
           </w:tcPr>
           <w:p>
             <w:pPr>
@@ -582,10 +560,6 @@
               <w:jc w:val="left"/>
             </w:pPr>
             <w:r>
-              <w:rPr>
-                <w:b/>
-                <w:color w:val="FFFFFF"/>
-              </w:rPr>
               <w:t xml:space="preserve">Responsibilities</w:t>
             </w:r>
           </w:p>
@@ -593,7 +567,6 @@
       </w:tr>
       <w:tr>
         <w:tc>
-          <w:tcPr/>
           <w:p>
             <w:pPr>
               <w:pStyle w:val="Compact"/>
@@ -605,7 +578,6 @@
           </w:p>
         </w:tc>
         <w:tc>
-          <w:tcPr/>
           <w:p>
             <w:pPr>
               <w:pStyle w:val="Compact"/>
@@ -617,7 +589,6 @@
           </w:p>
         </w:tc>
         <w:tc>
-          <w:tcPr/>
           <w:p>
             <w:pPr>
               <w:pStyle w:val="Compact"/>
@@ -631,7 +602,6 @@
       </w:tr>
       <w:tr>
         <w:tc>
-          <w:tcPr/>
           <w:p>
             <w:pPr>
               <w:pStyle w:val="Compact"/>
@@ -643,7 +613,6 @@
           </w:p>
         </w:tc>
         <w:tc>
-          <w:tcPr/>
           <w:p>
             <w:pPr>
               <w:pStyle w:val="Compact"/>
@@ -655,7 +624,6 @@
           </w:p>
         </w:tc>
         <w:tc>
-          <w:tcPr/>
           <w:p>
             <w:pPr>
               <w:pStyle w:val="Compact"/>
@@ -669,7 +637,6 @@
       </w:tr>
       <w:tr>
         <w:tc>
-          <w:tcPr/>
           <w:p>
             <w:pPr>
               <w:pStyle w:val="Compact"/>
@@ -681,7 +648,6 @@
           </w:p>
         </w:tc>
         <w:tc>
-          <w:tcPr/>
           <w:p>
             <w:pPr>
               <w:pStyle w:val="Compact"/>
@@ -693,7 +659,6 @@
           </w:p>
         </w:tc>
         <w:tc>
-          <w:tcPr/>
           <w:p>
             <w:pPr>
               <w:pStyle w:val="Compact"/>
@@ -707,7 +672,6 @@
       </w:tr>
       <w:tr>
         <w:tc>
-          <w:tcPr/>
           <w:p>
             <w:pPr>
               <w:pStyle w:val="Compact"/>
@@ -719,7 +683,6 @@
           </w:p>
         </w:tc>
         <w:tc>
-          <w:tcPr/>
           <w:p>
             <w:pPr>
               <w:pStyle w:val="Compact"/>
@@ -731,7 +694,6 @@
           </w:p>
         </w:tc>
         <w:tc>
-          <w:tcPr/>
           <w:p>
             <w:pPr>
               <w:pStyle w:val="Compact"/>
@@ -745,7 +707,6 @@
       </w:tr>
       <w:tr>
         <w:tc>
-          <w:tcPr/>
           <w:p>
             <w:pPr>
               <w:pStyle w:val="Compact"/>
@@ -757,7 +718,6 @@
           </w:p>
         </w:tc>
         <w:tc>
-          <w:tcPr/>
           <w:p>
             <w:pPr>
               <w:pStyle w:val="Compact"/>
@@ -769,7 +729,6 @@
           </w:p>
         </w:tc>
         <w:tc>
-          <w:tcPr/>
           <w:p>
             <w:pPr>
               <w:pStyle w:val="Compact"/>
@@ -783,7 +742,6 @@
       </w:tr>
       <w:tr>
         <w:tc>
-          <w:tcPr/>
           <w:p>
             <w:pPr>
               <w:pStyle w:val="Compact"/>
@@ -795,7 +753,6 @@
           </w:p>
         </w:tc>
         <w:tc>
-          <w:tcPr/>
           <w:p>
             <w:pPr>
               <w:pStyle w:val="Compact"/>
@@ -807,7 +764,6 @@
           </w:p>
         </w:tc>
         <w:tc>
-          <w:tcPr/>
           <w:p>
             <w:pPr>
               <w:pStyle w:val="Compact"/>
@@ -821,7 +777,6 @@
       </w:tr>
       <w:tr>
         <w:tc>
-          <w:tcPr/>
           <w:p>
             <w:pPr>
               <w:pStyle w:val="Compact"/>
@@ -833,7 +788,6 @@
           </w:p>
         </w:tc>
         <w:tc>
-          <w:tcPr/>
           <w:p>
             <w:pPr>
               <w:pStyle w:val="Compact"/>
@@ -845,7 +799,6 @@
           </w:p>
         </w:tc>
         <w:tc>
-          <w:tcPr/>
           <w:p>
             <w:pPr>
               <w:pStyle w:val="Compact"/>
@@ -859,7 +812,6 @@
       </w:tr>
       <w:tr>
         <w:tc>
-          <w:tcPr/>
           <w:p>
             <w:pPr>
               <w:pStyle w:val="Compact"/>
@@ -871,7 +823,6 @@
           </w:p>
         </w:tc>
         <w:tc>
-          <w:tcPr/>
           <w:p>
             <w:pPr>
               <w:pStyle w:val="Compact"/>
@@ -883,7 +834,6 @@
           </w:p>
         </w:tc>
         <w:tc>
-          <w:tcPr/>
           <w:p>
             <w:pPr>
               <w:pStyle w:val="Compact"/>
@@ -897,7 +847,6 @@
       </w:tr>
       <w:tr>
         <w:tc>
-          <w:tcPr/>
           <w:p>
             <w:pPr>
               <w:pStyle w:val="Compact"/>
@@ -909,7 +858,6 @@
           </w:p>
         </w:tc>
         <w:tc>
-          <w:tcPr/>
           <w:p>
             <w:pPr>
               <w:pStyle w:val="Compact"/>
@@ -921,7 +869,6 @@
           </w:p>
         </w:tc>
         <w:tc>
-          <w:tcPr/>
           <w:p>
             <w:pPr>
               <w:pStyle w:val="Compact"/>
@@ -935,7 +882,6 @@
       </w:tr>
       <w:tr>
         <w:tc>
-          <w:tcPr/>
           <w:p>
             <w:pPr>
               <w:pStyle w:val="Compact"/>
@@ -947,7 +893,6 @@
           </w:p>
         </w:tc>
         <w:tc>
-          <w:tcPr/>
           <w:p>
             <w:pPr>
               <w:pStyle w:val="Compact"/>
@@ -959,7 +904,6 @@
           </w:p>
         </w:tc>
         <w:tc>
-          <w:tcPr/>
           <w:p>
             <w:pPr>
               <w:pStyle w:val="Compact"/>
@@ -978,7 +922,6 @@
       </w:pPr>
       <w:r>
         <w:rPr>
-          <w:bCs/>
           <w:b/>
         </w:rPr>
         <w:t xml:space="preserve">RACI for key activities</w:t>
@@ -993,27 +936,20 @@
     <w:tbl>
       <w:tblPr>
         <w:tblStyle w:val="Table"/>
-        <w:tblW w:type="pct" w:w="5000"/>
-        <w:tblLook w:firstRow="1" w:lastRow="0" w:firstColumn="0" w:lastColumn="0" w:noHBand="0" w:noVBand="0" w:val="0020"/>
-        <w:jc w:val="start"/>
+        <w:tblW w:type="pct" w:w="0.0"/>
+        <w:tblLook w:firstRow="1"/>
       </w:tblPr>
-      <w:tblGrid>
-        <w:gridCol w:w="2152"/>
-        <w:gridCol w:w="946"/>
-        <w:gridCol w:w="1033"/>
-        <w:gridCol w:w="946"/>
-        <w:gridCol w:w="946"/>
-        <w:gridCol w:w="946"/>
-        <w:gridCol w:w="946"/>
-      </w:tblGrid>
+      <w:tblGrid/>
       <w:tr>
         <w:trPr>
-          <w:tblHeader w:val="true"/>
-          <w:tblHeader w:val="true"/>
+          <w:cnfStyle w:firstRow="1"/>
         </w:trPr>
         <w:tc>
           <w:tcPr>
-            <w:shd w:val="clear" w:color="auto" w:fill="1E60AE"/>
+            <w:tcBorders>
+              <w:bottom w:val="single"/>
+            </w:tcBorders>
+            <w:vAlign w:val="bottom"/>
           </w:tcPr>
           <w:p>
             <w:pPr>
@@ -1021,17 +957,16 @@
               <w:jc w:val="left"/>
             </w:pPr>
             <w:r>
-              <w:rPr>
-                <w:b/>
-                <w:color w:val="FFFFFF"/>
-              </w:rPr>
               <w:t xml:space="preserve">Activity</w:t>
             </w:r>
           </w:p>
         </w:tc>
         <w:tc>
           <w:tcPr>
-            <w:shd w:val="clear" w:color="auto" w:fill="1E60AE"/>
+            <w:tcBorders>
+              <w:bottom w:val="single"/>
+            </w:tcBorders>
+            <w:vAlign w:val="bottom"/>
           </w:tcPr>
           <w:p>
             <w:pPr>
@@ -1039,17 +974,16 @@
               <w:jc w:val="left"/>
             </w:pPr>
             <w:r>
-              <w:rPr>
-                <w:b/>
-                <w:color w:val="FFFFFF"/>
-              </w:rPr>
               <w:t xml:space="preserve">Sponsor</w:t>
             </w:r>
           </w:p>
         </w:tc>
         <w:tc>
           <w:tcPr>
-            <w:shd w:val="clear" w:color="auto" w:fill="1E60AE"/>
+            <w:tcBorders>
+              <w:bottom w:val="single"/>
+            </w:tcBorders>
+            <w:vAlign w:val="bottom"/>
           </w:tcPr>
           <w:p>
             <w:pPr>
@@ -1057,17 +991,16 @@
               <w:jc w:val="left"/>
             </w:pPr>
             <w:r>
-              <w:rPr>
-                <w:b/>
-                <w:color w:val="FFFFFF"/>
-              </w:rPr>
               <w:t xml:space="preserve">System owner</w:t>
             </w:r>
           </w:p>
         </w:tc>
         <w:tc>
           <w:tcPr>
-            <w:shd w:val="clear" w:color="auto" w:fill="1E60AE"/>
+            <w:tcBorders>
+              <w:bottom w:val="single"/>
+            </w:tcBorders>
+            <w:vAlign w:val="bottom"/>
           </w:tcPr>
           <w:p>
             <w:pPr>
@@ -1075,17 +1008,16 @@
               <w:jc w:val="left"/>
             </w:pPr>
             <w:r>
-              <w:rPr>
-                <w:b/>
-                <w:color w:val="FFFFFF"/>
-              </w:rPr>
               <w:t xml:space="preserve">Super Admin</w:t>
             </w:r>
           </w:p>
         </w:tc>
         <w:tc>
           <w:tcPr>
-            <w:shd w:val="clear" w:color="auto" w:fill="1E60AE"/>
+            <w:tcBorders>
+              <w:bottom w:val="single"/>
+            </w:tcBorders>
+            <w:vAlign w:val="bottom"/>
           </w:tcPr>
           <w:p>
             <w:pPr>
@@ -1093,17 +1025,16 @@
               <w:jc w:val="left"/>
             </w:pPr>
             <w:r>
-              <w:rPr>
-                <w:b/>
-                <w:color w:val="FFFFFF"/>
-              </w:rPr>
               <w:t xml:space="preserve">IT</w:t>
             </w:r>
           </w:p>
         </w:tc>
         <w:tc>
           <w:tcPr>
-            <w:shd w:val="clear" w:color="auto" w:fill="1E60AE"/>
+            <w:tcBorders>
+              <w:bottom w:val="single"/>
+            </w:tcBorders>
+            <w:vAlign w:val="bottom"/>
           </w:tcPr>
           <w:p>
             <w:pPr>
@@ -1111,17 +1042,16 @@
               <w:jc w:val="left"/>
             </w:pPr>
             <w:r>
-              <w:rPr>
-                <w:b/>
-                <w:color w:val="FFFFFF"/>
-              </w:rPr>
               <w:t xml:space="preserve">Developer</w:t>
             </w:r>
           </w:p>
         </w:tc>
         <w:tc>
           <w:tcPr>
-            <w:shd w:val="clear" w:color="auto" w:fill="1E60AE"/>
+            <w:tcBorders>
+              <w:bottom w:val="single"/>
+            </w:tcBorders>
+            <w:vAlign w:val="bottom"/>
           </w:tcPr>
           <w:p>
             <w:pPr>
@@ -1129,10 +1059,6 @@
               <w:jc w:val="left"/>
             </w:pPr>
             <w:r>
-              <w:rPr>
-                <w:b/>
-                <w:color w:val="FFFFFF"/>
-              </w:rPr>
               <w:t xml:space="preserve">Users</w:t>
             </w:r>
           </w:p>
@@ -1140,7 +1066,6 @@
       </w:tr>
       <w:tr>
         <w:tc>
-          <w:tcPr/>
           <w:p>
             <w:pPr>
               <w:pStyle w:val="Compact"/>
@@ -1152,7 +1077,6 @@
           </w:p>
         </w:tc>
         <w:tc>
-          <w:tcPr/>
           <w:p>
             <w:pPr>
               <w:pStyle w:val="Compact"/>
@@ -1164,7 +1088,6 @@
           </w:p>
         </w:tc>
         <w:tc>
-          <w:tcPr/>
           <w:p>
             <w:pPr>
               <w:pStyle w:val="Compact"/>
@@ -1176,7 +1099,6 @@
           </w:p>
         </w:tc>
         <w:tc>
-          <w:tcPr/>
           <w:p>
             <w:pPr>
               <w:pStyle w:val="Compact"/>
@@ -1188,7 +1110,6 @@
           </w:p>
         </w:tc>
         <w:tc>
-          <w:tcPr/>
           <w:p>
             <w:pPr>
               <w:pStyle w:val="Compact"/>
@@ -1200,7 +1121,6 @@
           </w:p>
         </w:tc>
         <w:tc>
-          <w:tcPr/>
           <w:p>
             <w:pPr>
               <w:pStyle w:val="Compact"/>
@@ -1212,7 +1132,6 @@
           </w:p>
         </w:tc>
         <w:tc>
-          <w:tcPr/>
           <w:p>
             <w:pPr>
               <w:pStyle w:val="Compact"/>
@@ -1226,7 +1145,6 @@
       </w:tr>
       <w:tr>
         <w:tc>
-          <w:tcPr/>
           <w:p>
             <w:pPr>
               <w:pStyle w:val="Compact"/>
@@ -1238,7 +1156,6 @@
           </w:p>
         </w:tc>
         <w:tc>
-          <w:tcPr/>
           <w:p>
             <w:pPr>
               <w:pStyle w:val="Compact"/>
@@ -1250,7 +1167,6 @@
           </w:p>
         </w:tc>
         <w:tc>
-          <w:tcPr/>
           <w:p>
             <w:pPr>
               <w:pStyle w:val="Compact"/>
@@ -1262,7 +1178,6 @@
           </w:p>
         </w:tc>
         <w:tc>
-          <w:tcPr/>
           <w:p>
             <w:pPr>
               <w:pStyle w:val="Compact"/>
@@ -1274,7 +1189,6 @@
           </w:p>
         </w:tc>
         <w:tc>
-          <w:tcPr/>
           <w:p>
             <w:pPr>
               <w:pStyle w:val="Compact"/>
@@ -1286,7 +1200,6 @@
           </w:p>
         </w:tc>
         <w:tc>
-          <w:tcPr/>
           <w:p>
             <w:pPr>
               <w:pStyle w:val="Compact"/>
@@ -1298,7 +1211,6 @@
           </w:p>
         </w:tc>
         <w:tc>
-          <w:tcPr/>
           <w:p>
             <w:pPr>
               <w:pStyle w:val="Compact"/>
@@ -1312,7 +1224,6 @@
       </w:tr>
       <w:tr>
         <w:tc>
-          <w:tcPr/>
           <w:p>
             <w:pPr>
               <w:pStyle w:val="Compact"/>
@@ -1324,7 +1235,6 @@
           </w:p>
         </w:tc>
         <w:tc>
-          <w:tcPr/>
           <w:p>
             <w:pPr>
               <w:pStyle w:val="Compact"/>
@@ -1336,7 +1246,6 @@
           </w:p>
         </w:tc>
         <w:tc>
-          <w:tcPr/>
           <w:p>
             <w:pPr>
               <w:pStyle w:val="Compact"/>
@@ -1348,7 +1257,6 @@
           </w:p>
         </w:tc>
         <w:tc>
-          <w:tcPr/>
           <w:p>
             <w:pPr>
               <w:pStyle w:val="Compact"/>
@@ -1360,7 +1268,6 @@
           </w:p>
         </w:tc>
         <w:tc>
-          <w:tcPr/>
           <w:p>
             <w:pPr>
               <w:pStyle w:val="Compact"/>
@@ -1372,7 +1279,6 @@
           </w:p>
         </w:tc>
         <w:tc>
-          <w:tcPr/>
           <w:p>
             <w:pPr>
               <w:pStyle w:val="Compact"/>
@@ -1384,7 +1290,6 @@
           </w:p>
         </w:tc>
         <w:tc>
-          <w:tcPr/>
           <w:p>
             <w:pPr>
               <w:pStyle w:val="Compact"/>
@@ -1398,7 +1303,6 @@
       </w:tr>
       <w:tr>
         <w:tc>
-          <w:tcPr/>
           <w:p>
             <w:pPr>
               <w:pStyle w:val="Compact"/>
@@ -1410,7 +1314,6 @@
           </w:p>
         </w:tc>
         <w:tc>
-          <w:tcPr/>
           <w:p>
             <w:pPr>
               <w:pStyle w:val="Compact"/>
@@ -1422,7 +1325,6 @@
           </w:p>
         </w:tc>
         <w:tc>
-          <w:tcPr/>
           <w:p>
             <w:pPr>
               <w:pStyle w:val="Compact"/>
@@ -1434,7 +1336,6 @@
           </w:p>
         </w:tc>
         <w:tc>
-          <w:tcPr/>
           <w:p>
             <w:pPr>
               <w:pStyle w:val="Compact"/>
@@ -1446,7 +1347,6 @@
           </w:p>
         </w:tc>
         <w:tc>
-          <w:tcPr/>
           <w:p>
             <w:pPr>
               <w:pStyle w:val="Compact"/>
@@ -1458,7 +1358,6 @@
           </w:p>
         </w:tc>
         <w:tc>
-          <w:tcPr/>
           <w:p>
             <w:pPr>
               <w:pStyle w:val="Compact"/>
@@ -1470,7 +1369,6 @@
           </w:p>
         </w:tc>
         <w:tc>
-          <w:tcPr/>
           <w:p>
             <w:pPr>
               <w:pStyle w:val="Compact"/>
@@ -1484,7 +1382,6 @@
       </w:tr>
       <w:tr>
         <w:tc>
-          <w:tcPr/>
           <w:p>
             <w:pPr>
               <w:pStyle w:val="Compact"/>
@@ -1496,7 +1393,6 @@
           </w:p>
         </w:tc>
         <w:tc>
-          <w:tcPr/>
           <w:p>
             <w:pPr>
               <w:pStyle w:val="Compact"/>
@@ -1508,7 +1404,6 @@
           </w:p>
         </w:tc>
         <w:tc>
-          <w:tcPr/>
           <w:p>
             <w:pPr>
               <w:pStyle w:val="Compact"/>
@@ -1520,7 +1415,6 @@
           </w:p>
         </w:tc>
         <w:tc>
-          <w:tcPr/>
           <w:p>
             <w:pPr>
               <w:pStyle w:val="Compact"/>
@@ -1532,7 +1426,6 @@
           </w:p>
         </w:tc>
         <w:tc>
-          <w:tcPr/>
           <w:p>
             <w:pPr>
               <w:pStyle w:val="Compact"/>
@@ -1544,7 +1437,6 @@
           </w:p>
         </w:tc>
         <w:tc>
-          <w:tcPr/>
           <w:p>
             <w:pPr>
               <w:pStyle w:val="Compact"/>
@@ -1556,7 +1448,6 @@
           </w:p>
         </w:tc>
         <w:tc>
-          <w:tcPr/>
           <w:p>
             <w:pPr>
               <w:pStyle w:val="Compact"/>
@@ -1570,7 +1461,6 @@
       </w:tr>
       <w:tr>
         <w:tc>
-          <w:tcPr/>
           <w:p>
             <w:pPr>
               <w:pStyle w:val="Compact"/>
@@ -1582,7 +1472,6 @@
           </w:p>
         </w:tc>
         <w:tc>
-          <w:tcPr/>
           <w:p>
             <w:pPr>
               <w:pStyle w:val="Compact"/>
@@ -1594,7 +1483,6 @@
           </w:p>
         </w:tc>
         <w:tc>
-          <w:tcPr/>
           <w:p>
             <w:pPr>
               <w:pStyle w:val="Compact"/>
@@ -1606,7 +1494,6 @@
           </w:p>
         </w:tc>
         <w:tc>
-          <w:tcPr/>
           <w:p>
             <w:pPr>
               <w:pStyle w:val="Compact"/>
@@ -1618,7 +1505,6 @@
           </w:p>
         </w:tc>
         <w:tc>
-          <w:tcPr/>
           <w:p>
             <w:pPr>
               <w:pStyle w:val="Compact"/>
@@ -1630,7 +1516,6 @@
           </w:p>
         </w:tc>
         <w:tc>
-          <w:tcPr/>
           <w:p>
             <w:pPr>
               <w:pStyle w:val="Compact"/>
@@ -1642,7 +1527,6 @@
           </w:p>
         </w:tc>
         <w:tc>
-          <w:tcPr/>
           <w:p>
             <w:pPr>
               <w:pStyle w:val="Compact"/>
@@ -1656,7 +1540,6 @@
       </w:tr>
       <w:tr>
         <w:tc>
-          <w:tcPr/>
           <w:p>
             <w:pPr>
               <w:pStyle w:val="Compact"/>
@@ -1668,7 +1551,6 @@
           </w:p>
         </w:tc>
         <w:tc>
-          <w:tcPr/>
           <w:p>
             <w:pPr>
               <w:pStyle w:val="Compact"/>
@@ -1680,7 +1562,6 @@
           </w:p>
         </w:tc>
         <w:tc>
-          <w:tcPr/>
           <w:p>
             <w:pPr>
               <w:pStyle w:val="Compact"/>
@@ -1692,7 +1573,6 @@
           </w:p>
         </w:tc>
         <w:tc>
-          <w:tcPr/>
           <w:p>
             <w:pPr>
               <w:pStyle w:val="Compact"/>
@@ -1704,7 +1584,6 @@
           </w:p>
         </w:tc>
         <w:tc>
-          <w:tcPr/>
           <w:p>
             <w:pPr>
               <w:pStyle w:val="Compact"/>
@@ -1716,7 +1595,6 @@
           </w:p>
         </w:tc>
         <w:tc>
-          <w:tcPr/>
           <w:p>
             <w:pPr>
               <w:pStyle w:val="Compact"/>
@@ -1728,7 +1606,6 @@
           </w:p>
         </w:tc>
         <w:tc>
-          <w:tcPr/>
           <w:p>
             <w:pPr>
               <w:pStyle w:val="Compact"/>
@@ -1741,15 +1618,15 @@
         </w:tc>
       </w:tr>
     </w:tbl>
-    <w:bookmarkEnd w:id="22"/>
-    <w:bookmarkStart w:id="23" w:name="decision-register"/>
     <w:p>
       <w:pPr>
         <w:pStyle w:val="Heading1"/>
       </w:pPr>
+      <w:bookmarkStart w:id="23" w:name="decision-register"/>
       <w:r>
         <w:t xml:space="preserve">3. Decision register</w:t>
       </w:r>
+      <w:bookmarkEnd w:id="23"/>
     </w:p>
     <w:p>
       <w:pPr>
@@ -1771,15 +1648,14 @@
         <w:t xml:space="preserve"> </w:t>
       </w:r>
       <w:r>
-        <w:t xml:space="preserve">§13 and the QA report of 15 October 2026. The system has working defaults, but each one needs a formal GPHA decision before production.</w:t>
+        <w:t xml:space="preserve">§13. The system has working defaults, but each one needs a formal GPHA decision before production.</w:t>
       </w:r>
     </w:p>
     <w:tbl>
       <w:tblPr>
         <w:tblStyle w:val="Table"/>
-        <w:tblW w:type="pct" w:w="5000"/>
-        <w:tblLook w:firstRow="1" w:lastRow="0" w:firstColumn="0" w:lastColumn="0" w:noHBand="0" w:noVBand="0" w:val="0020"/>
-        <w:jc w:val="start"/>
+        <w:tblW w:type="pct" w:w="5000.0"/>
+        <w:tblLook w:firstRow="1"/>
       </w:tblPr>
       <w:tblGrid>
         <w:gridCol w:w="650"/>
@@ -1790,12 +1666,14 @@
       </w:tblGrid>
       <w:tr>
         <w:trPr>
-          <w:tblHeader w:val="true"/>
-          <w:tblHeader w:val="true"/>
+          <w:cnfStyle w:firstRow="1"/>
         </w:trPr>
         <w:tc>
           <w:tcPr>
-            <w:shd w:val="clear" w:color="auto" w:fill="1E60AE"/>
+            <w:tcBorders>
+              <w:bottom w:val="single"/>
+            </w:tcBorders>
+            <w:vAlign w:val="bottom"/>
           </w:tcPr>
           <w:p>
             <w:pPr>
@@ -1803,17 +1681,16 @@
               <w:jc w:val="left"/>
             </w:pPr>
             <w:r>
-              <w:rPr>
-                <w:b/>
-                <w:color w:val="FFFFFF"/>
-              </w:rPr>
               <w:t xml:space="preserve">#</w:t>
             </w:r>
           </w:p>
         </w:tc>
         <w:tc>
           <w:tcPr>
-            <w:shd w:val="clear" w:color="auto" w:fill="1E60AE"/>
+            <w:tcBorders>
+              <w:bottom w:val="single"/>
+            </w:tcBorders>
+            <w:vAlign w:val="bottom"/>
           </w:tcPr>
           <w:p>
             <w:pPr>
@@ -1821,17 +1698,16 @@
               <w:jc w:val="left"/>
             </w:pPr>
             <w:r>
-              <w:rPr>
-                <w:b/>
-                <w:color w:val="FFFFFF"/>
-              </w:rPr>
               <w:t xml:space="preserve">Decision needed</w:t>
             </w:r>
           </w:p>
         </w:tc>
         <w:tc>
           <w:tcPr>
-            <w:shd w:val="clear" w:color="auto" w:fill="1E60AE"/>
+            <w:tcBorders>
+              <w:bottom w:val="single"/>
+            </w:tcBorders>
+            <w:vAlign w:val="bottom"/>
           </w:tcPr>
           <w:p>
             <w:pPr>
@@ -1839,17 +1715,16 @@
               <w:jc w:val="left"/>
             </w:pPr>
             <w:r>
-              <w:rPr>
-                <w:b/>
-                <w:color w:val="FFFFFF"/>
-              </w:rPr>
               <w:t xml:space="preserve">Current default in GIAW</w:t>
             </w:r>
           </w:p>
         </w:tc>
         <w:tc>
           <w:tcPr>
-            <w:shd w:val="clear" w:color="auto" w:fill="1E60AE"/>
+            <w:tcBorders>
+              <w:bottom w:val="single"/>
+            </w:tcBorders>
+            <w:vAlign w:val="bottom"/>
           </w:tcPr>
           <w:p>
             <w:pPr>
@@ -1857,17 +1732,16 @@
               <w:jc w:val="left"/>
             </w:pPr>
             <w:r>
-              <w:rPr>
-                <w:b/>
-                <w:color w:val="FFFFFF"/>
-              </w:rPr>
               <w:t xml:space="preserve">Decided by</w:t>
             </w:r>
           </w:p>
         </w:tc>
         <w:tc>
           <w:tcPr>
-            <w:shd w:val="clear" w:color="auto" w:fill="1E60AE"/>
+            <w:tcBorders>
+              <w:bottom w:val="single"/>
+            </w:tcBorders>
+            <w:vAlign w:val="bottom"/>
           </w:tcPr>
           <w:p>
             <w:pPr>
@@ -1875,10 +1749,6 @@
               <w:jc w:val="left"/>
             </w:pPr>
             <w:r>
-              <w:rPr>
-                <w:b/>
-                <w:color w:val="FFFFFF"/>
-              </w:rPr>
               <w:t xml:space="preserve">Status</w:t>
             </w:r>
           </w:p>
@@ -1886,7 +1756,6 @@
       </w:tr>
       <w:tr>
         <w:tc>
-          <w:tcPr/>
           <w:p>
             <w:pPr>
               <w:pStyle w:val="Compact"/>
@@ -1898,7 +1767,6 @@
           </w:p>
         </w:tc>
         <w:tc>
-          <w:tcPr/>
           <w:p>
             <w:pPr>
               <w:pStyle w:val="Compact"/>
@@ -1910,7 +1778,6 @@
           </w:p>
         </w:tc>
         <w:tc>
-          <w:tcPr/>
           <w:p>
             <w:pPr>
               <w:pStyle w:val="Compact"/>
@@ -1922,7 +1789,6 @@
           </w:p>
         </w:tc>
         <w:tc>
-          <w:tcPr/>
           <w:p>
             <w:pPr>
               <w:pStyle w:val="Compact"/>
@@ -1934,7 +1800,6 @@
           </w:p>
         </w:tc>
         <w:tc>
-          <w:tcPr/>
           <w:p>
             <w:pPr>
               <w:pStyle w:val="Compact"/>
@@ -1948,7 +1813,6 @@
       </w:tr>
       <w:tr>
         <w:tc>
-          <w:tcPr/>
           <w:p>
             <w:pPr>
               <w:pStyle w:val="Compact"/>
@@ -1960,7 +1824,6 @@
           </w:p>
         </w:tc>
         <w:tc>
-          <w:tcPr/>
           <w:p>
             <w:pPr>
               <w:pStyle w:val="Compact"/>
@@ -1972,7 +1835,6 @@
           </w:p>
         </w:tc>
         <w:tc>
-          <w:tcPr/>
           <w:p>
             <w:pPr>
               <w:pStyle w:val="Compact"/>
@@ -1984,7 +1846,6 @@
           </w:p>
         </w:tc>
         <w:tc>
-          <w:tcPr/>
           <w:p>
             <w:pPr>
               <w:pStyle w:val="Compact"/>
@@ -1996,7 +1857,6 @@
           </w:p>
         </w:tc>
         <w:tc>
-          <w:tcPr/>
           <w:p>
             <w:pPr>
               <w:pStyle w:val="Compact"/>
@@ -2010,7 +1870,6 @@
       </w:tr>
       <w:tr>
         <w:tc>
-          <w:tcPr/>
           <w:p>
             <w:pPr>
               <w:pStyle w:val="Compact"/>
@@ -2022,7 +1881,6 @@
           </w:p>
         </w:tc>
         <w:tc>
-          <w:tcPr/>
           <w:p>
             <w:pPr>
               <w:pStyle w:val="Compact"/>
@@ -2034,7 +1892,6 @@
           </w:p>
         </w:tc>
         <w:tc>
-          <w:tcPr/>
           <w:p>
             <w:pPr>
               <w:pStyle w:val="Compact"/>
@@ -2046,7 +1903,6 @@
           </w:p>
         </w:tc>
         <w:tc>
-          <w:tcPr/>
           <w:p>
             <w:pPr>
               <w:pStyle w:val="Compact"/>
@@ -2058,7 +1914,6 @@
           </w:p>
         </w:tc>
         <w:tc>
-          <w:tcPr/>
           <w:p>
             <w:pPr>
               <w:pStyle w:val="Compact"/>
@@ -2072,7 +1927,6 @@
       </w:tr>
       <w:tr>
         <w:tc>
-          <w:tcPr/>
           <w:p>
             <w:pPr>
               <w:pStyle w:val="Compact"/>
@@ -2084,7 +1938,6 @@
           </w:p>
         </w:tc>
         <w:tc>
-          <w:tcPr/>
           <w:p>
             <w:pPr>
               <w:pStyle w:val="Compact"/>
@@ -2096,7 +1949,6 @@
           </w:p>
         </w:tc>
         <w:tc>
-          <w:tcPr/>
           <w:p>
             <w:pPr>
               <w:pStyle w:val="Compact"/>
@@ -2108,7 +1960,6 @@
           </w:p>
         </w:tc>
         <w:tc>
-          <w:tcPr/>
           <w:p>
             <w:pPr>
               <w:pStyle w:val="Compact"/>
@@ -2120,7 +1971,6 @@
           </w:p>
         </w:tc>
         <w:tc>
-          <w:tcPr/>
           <w:p>
             <w:pPr>
               <w:pStyle w:val="Compact"/>
@@ -2134,7 +1984,6 @@
       </w:tr>
       <w:tr>
         <w:tc>
-          <w:tcPr/>
           <w:p>
             <w:pPr>
               <w:pStyle w:val="Compact"/>
@@ -2146,7 +1995,6 @@
           </w:p>
         </w:tc>
         <w:tc>
-          <w:tcPr/>
           <w:p>
             <w:pPr>
               <w:pStyle w:val="Compact"/>
@@ -2158,7 +2006,6 @@
           </w:p>
         </w:tc>
         <w:tc>
-          <w:tcPr/>
           <w:p>
             <w:pPr>
               <w:pStyle w:val="Compact"/>
@@ -2170,7 +2017,6 @@
           </w:p>
         </w:tc>
         <w:tc>
-          <w:tcPr/>
           <w:p>
             <w:pPr>
               <w:pStyle w:val="Compact"/>
@@ -2182,7 +2028,6 @@
           </w:p>
         </w:tc>
         <w:tc>
-          <w:tcPr/>
           <w:p>
             <w:pPr>
               <w:pStyle w:val="Compact"/>
@@ -2196,7 +2041,6 @@
       </w:tr>
       <w:tr>
         <w:tc>
-          <w:tcPr/>
           <w:p>
             <w:pPr>
               <w:pStyle w:val="Compact"/>
@@ -2208,7 +2052,6 @@
           </w:p>
         </w:tc>
         <w:tc>
-          <w:tcPr/>
           <w:p>
             <w:pPr>
               <w:pStyle w:val="Compact"/>
@@ -2220,7 +2063,6 @@
           </w:p>
         </w:tc>
         <w:tc>
-          <w:tcPr/>
           <w:p>
             <w:pPr>
               <w:pStyle w:val="Compact"/>
@@ -2232,7 +2074,6 @@
           </w:p>
         </w:tc>
         <w:tc>
-          <w:tcPr/>
           <w:p>
             <w:pPr>
               <w:pStyle w:val="Compact"/>
@@ -2244,7 +2085,6 @@
           </w:p>
         </w:tc>
         <w:tc>
-          <w:tcPr/>
           <w:p>
             <w:pPr>
               <w:pStyle w:val="Compact"/>
@@ -2258,7 +2098,6 @@
       </w:tr>
       <w:tr>
         <w:tc>
-          <w:tcPr/>
           <w:p>
             <w:pPr>
               <w:pStyle w:val="Compact"/>
@@ -2270,7 +2109,6 @@
           </w:p>
         </w:tc>
         <w:tc>
-          <w:tcPr/>
           <w:p>
             <w:pPr>
               <w:pStyle w:val="Compact"/>
@@ -2282,7 +2120,6 @@
           </w:p>
         </w:tc>
         <w:tc>
-          <w:tcPr/>
           <w:p>
             <w:pPr>
               <w:pStyle w:val="Compact"/>
@@ -2294,7 +2131,6 @@
           </w:p>
         </w:tc>
         <w:tc>
-          <w:tcPr/>
           <w:p>
             <w:pPr>
               <w:pStyle w:val="Compact"/>
@@ -2306,7 +2142,6 @@
           </w:p>
         </w:tc>
         <w:tc>
-          <w:tcPr/>
           <w:p>
             <w:pPr>
               <w:pStyle w:val="Compact"/>
@@ -2320,7 +2155,6 @@
       </w:tr>
       <w:tr>
         <w:tc>
-          <w:tcPr/>
           <w:p>
             <w:pPr>
               <w:pStyle w:val="Compact"/>
@@ -2332,7 +2166,6 @@
           </w:p>
         </w:tc>
         <w:tc>
-          <w:tcPr/>
           <w:p>
             <w:pPr>
               <w:pStyle w:val="Compact"/>
@@ -2344,7 +2177,6 @@
           </w:p>
         </w:tc>
         <w:tc>
-          <w:tcPr/>
           <w:p>
             <w:pPr>
               <w:pStyle w:val="Compact"/>
@@ -2356,7 +2188,6 @@
           </w:p>
         </w:tc>
         <w:tc>
-          <w:tcPr/>
           <w:p>
             <w:pPr>
               <w:pStyle w:val="Compact"/>
@@ -2368,7 +2199,6 @@
           </w:p>
         </w:tc>
         <w:tc>
-          <w:tcPr/>
           <w:p>
             <w:pPr>
               <w:pStyle w:val="Compact"/>
@@ -2382,7 +2212,6 @@
       </w:tr>
       <w:tr>
         <w:tc>
-          <w:tcPr/>
           <w:p>
             <w:pPr>
               <w:pStyle w:val="Compact"/>
@@ -2394,7 +2223,6 @@
           </w:p>
         </w:tc>
         <w:tc>
-          <w:tcPr/>
           <w:p>
             <w:pPr>
               <w:pStyle w:val="Compact"/>
@@ -2406,7 +2234,6 @@
           </w:p>
         </w:tc>
         <w:tc>
-          <w:tcPr/>
           <w:p>
             <w:pPr>
               <w:pStyle w:val="Compact"/>
@@ -2418,7 +2245,6 @@
           </w:p>
         </w:tc>
         <w:tc>
-          <w:tcPr/>
           <w:p>
             <w:pPr>
               <w:pStyle w:val="Compact"/>
@@ -2430,7 +2256,6 @@
           </w:p>
         </w:tc>
         <w:tc>
-          <w:tcPr/>
           <w:p>
             <w:pPr>
               <w:pStyle w:val="Compact"/>
@@ -2444,7 +2269,6 @@
       </w:tr>
       <w:tr>
         <w:tc>
-          <w:tcPr/>
           <w:p>
             <w:pPr>
               <w:pStyle w:val="Compact"/>
@@ -2456,7 +2280,6 @@
           </w:p>
         </w:tc>
         <w:tc>
-          <w:tcPr/>
           <w:p>
             <w:pPr>
               <w:pStyle w:val="Compact"/>
@@ -2468,7 +2291,6 @@
           </w:p>
         </w:tc>
         <w:tc>
-          <w:tcPr/>
           <w:p>
             <w:pPr>
               <w:pStyle w:val="Compact"/>
@@ -2480,7 +2302,6 @@
           </w:p>
         </w:tc>
         <w:tc>
-          <w:tcPr/>
           <w:p>
             <w:pPr>
               <w:pStyle w:val="Compact"/>
@@ -2492,7 +2313,6 @@
           </w:p>
         </w:tc>
         <w:tc>
-          <w:tcPr/>
           <w:p>
             <w:pPr>
               <w:pStyle w:val="Compact"/>
@@ -2506,7 +2326,6 @@
       </w:tr>
       <w:tr>
         <w:tc>
-          <w:tcPr/>
           <w:p>
             <w:pPr>
               <w:pStyle w:val="Compact"/>
@@ -2518,7 +2337,6 @@
           </w:p>
         </w:tc>
         <w:tc>
-          <w:tcPr/>
           <w:p>
             <w:pPr>
               <w:pStyle w:val="Compact"/>
@@ -2530,7 +2348,6 @@
           </w:p>
         </w:tc>
         <w:tc>
-          <w:tcPr/>
           <w:p>
             <w:pPr>
               <w:pStyle w:val="Compact"/>
@@ -2542,7 +2359,6 @@
           </w:p>
         </w:tc>
         <w:tc>
-          <w:tcPr/>
           <w:p>
             <w:pPr>
               <w:pStyle w:val="Compact"/>
@@ -2554,7 +2370,6 @@
           </w:p>
         </w:tc>
         <w:tc>
-          <w:tcPr/>
           <w:p>
             <w:pPr>
               <w:pStyle w:val="Compact"/>
@@ -2568,7 +2383,6 @@
       </w:tr>
       <w:tr>
         <w:tc>
-          <w:tcPr/>
           <w:p>
             <w:pPr>
               <w:pStyle w:val="Compact"/>
@@ -2580,7 +2394,6 @@
           </w:p>
         </w:tc>
         <w:tc>
-          <w:tcPr/>
           <w:p>
             <w:pPr>
               <w:pStyle w:val="Compact"/>
@@ -2592,7 +2405,6 @@
           </w:p>
         </w:tc>
         <w:tc>
-          <w:tcPr/>
           <w:p>
             <w:pPr>
               <w:pStyle w:val="Compact"/>
@@ -2604,7 +2416,6 @@
           </w:p>
         </w:tc>
         <w:tc>
-          <w:tcPr/>
           <w:p>
             <w:pPr>
               <w:pStyle w:val="Compact"/>
@@ -2616,7 +2427,6 @@
           </w:p>
         </w:tc>
         <w:tc>
-          <w:tcPr/>
           <w:p>
             <w:pPr>
               <w:pStyle w:val="Compact"/>
@@ -2630,7 +2440,6 @@
       </w:tr>
       <w:tr>
         <w:tc>
-          <w:tcPr/>
           <w:p>
             <w:pPr>
               <w:pStyle w:val="Compact"/>
@@ -2642,7 +2451,6 @@
           </w:p>
         </w:tc>
         <w:tc>
-          <w:tcPr/>
           <w:p>
             <w:pPr>
               <w:pStyle w:val="Compact"/>
@@ -2654,7 +2462,6 @@
           </w:p>
         </w:tc>
         <w:tc>
-          <w:tcPr/>
           <w:p>
             <w:pPr>
               <w:pStyle w:val="Compact"/>
@@ -2666,7 +2473,6 @@
           </w:p>
         </w:tc>
         <w:tc>
-          <w:tcPr/>
           <w:p>
             <w:pPr>
               <w:pStyle w:val="Compact"/>
@@ -2678,7 +2484,6 @@
           </w:p>
         </w:tc>
         <w:tc>
-          <w:tcPr/>
           <w:p>
             <w:pPr>
               <w:pStyle w:val="Compact"/>
@@ -2692,7 +2497,6 @@
       </w:tr>
       <w:tr>
         <w:tc>
-          <w:tcPr/>
           <w:p>
             <w:pPr>
               <w:pStyle w:val="Compact"/>
@@ -2704,7 +2508,6 @@
           </w:p>
         </w:tc>
         <w:tc>
-          <w:tcPr/>
           <w:p>
             <w:pPr>
               <w:pStyle w:val="Compact"/>
@@ -2716,7 +2519,6 @@
           </w:p>
         </w:tc>
         <w:tc>
-          <w:tcPr/>
           <w:p>
             <w:pPr>
               <w:pStyle w:val="Compact"/>
@@ -2728,7 +2530,6 @@
           </w:p>
         </w:tc>
         <w:tc>
-          <w:tcPr/>
           <w:p>
             <w:pPr>
               <w:pStyle w:val="Compact"/>
@@ -2740,7 +2541,6 @@
           </w:p>
         </w:tc>
         <w:tc>
-          <w:tcPr/>
           <w:p>
             <w:pPr>
               <w:pStyle w:val="Compact"/>
@@ -2754,7 +2554,6 @@
       </w:tr>
       <w:tr>
         <w:tc>
-          <w:tcPr/>
           <w:p>
             <w:pPr>
               <w:pStyle w:val="Compact"/>
@@ -2766,7 +2565,6 @@
           </w:p>
         </w:tc>
         <w:tc>
-          <w:tcPr/>
           <w:p>
             <w:pPr>
               <w:pStyle w:val="Compact"/>
@@ -2778,7 +2576,6 @@
           </w:p>
         </w:tc>
         <w:tc>
-          <w:tcPr/>
           <w:p>
             <w:pPr>
               <w:pStyle w:val="Compact"/>
@@ -2790,7 +2587,6 @@
           </w:p>
         </w:tc>
         <w:tc>
-          <w:tcPr/>
           <w:p>
             <w:pPr>
               <w:pStyle w:val="Compact"/>
@@ -2802,7 +2598,6 @@
           </w:p>
         </w:tc>
         <w:tc>
-          <w:tcPr/>
           <w:p>
             <w:pPr>
               <w:pStyle w:val="Compact"/>
@@ -2816,7 +2611,6 @@
       </w:tr>
       <w:tr>
         <w:tc>
-          <w:tcPr/>
           <w:p>
             <w:pPr>
               <w:pStyle w:val="Compact"/>
@@ -2828,7 +2622,6 @@
           </w:p>
         </w:tc>
         <w:tc>
-          <w:tcPr/>
           <w:p>
             <w:pPr>
               <w:pStyle w:val="Compact"/>
@@ -2840,7 +2633,6 @@
           </w:p>
         </w:tc>
         <w:tc>
-          <w:tcPr/>
           <w:p>
             <w:pPr>
               <w:pStyle w:val="Compact"/>
@@ -2852,7 +2644,6 @@
           </w:p>
         </w:tc>
         <w:tc>
-          <w:tcPr/>
           <w:p>
             <w:pPr>
               <w:pStyle w:val="Compact"/>
@@ -2864,7 +2655,6 @@
           </w:p>
         </w:tc>
         <w:tc>
-          <w:tcPr/>
           <w:p>
             <w:pPr>
               <w:pStyle w:val="Compact"/>
@@ -2885,31 +2675,31 @@
         <w:t xml:space="preserve">Record every decision with the date, decision-maker, reference (memo or minutes) and the configuration change it causes.</w:t>
       </w:r>
     </w:p>
-    <w:bookmarkEnd w:id="23"/>
-    <w:bookmarkStart w:id="27" w:name="change-control"/>
     <w:p>
       <w:pPr>
         <w:pStyle w:val="Heading1"/>
       </w:pPr>
+      <w:bookmarkStart w:id="24" w:name="change-control"/>
       <w:r>
         <w:t xml:space="preserve">4. Change control</w:t>
       </w:r>
+      <w:bookmarkEnd w:id="24"/>
     </w:p>
-    <w:bookmarkStart w:id="24" w:name="types-of-change"/>
     <w:p>
       <w:pPr>
         <w:pStyle w:val="Heading2"/>
       </w:pPr>
+      <w:bookmarkStart w:id="25" w:name="types-of-change"/>
       <w:r>
         <w:t xml:space="preserve">4.1 Types of change</w:t>
       </w:r>
+      <w:bookmarkEnd w:id="25"/>
     </w:p>
     <w:tbl>
       <w:tblPr>
         <w:tblStyle w:val="Table"/>
-        <w:tblW w:type="pct" w:w="5000"/>
-        <w:tblLook w:firstRow="1" w:lastRow="0" w:firstColumn="0" w:lastColumn="0" w:noHBand="0" w:noVBand="0" w:val="0020"/>
-        <w:jc w:val="start"/>
+        <w:tblW w:type="pct" w:w="4999.999999999999"/>
+        <w:tblLook w:firstRow="1"/>
       </w:tblPr>
       <w:tblGrid>
         <w:gridCol w:w="1066"/>
@@ -2919,12 +2709,14 @@
       </w:tblGrid>
       <w:tr>
         <w:trPr>
-          <w:tblHeader w:val="true"/>
-          <w:tblHeader w:val="true"/>
+          <w:cnfStyle w:firstRow="1"/>
         </w:trPr>
         <w:tc>
           <w:tcPr>
-            <w:shd w:val="clear" w:color="auto" w:fill="1E60AE"/>
+            <w:tcBorders>
+              <w:bottom w:val="single"/>
+            </w:tcBorders>
+            <w:vAlign w:val="bottom"/>
           </w:tcPr>
           <w:p>
             <w:pPr>
@@ -2932,17 +2724,16 @@
               <w:jc w:val="left"/>
             </w:pPr>
             <w:r>
-              <w:rPr>
-                <w:b/>
-                <w:color w:val="FFFFFF"/>
-              </w:rPr>
               <w:t xml:space="preserve">Type</w:t>
             </w:r>
           </w:p>
         </w:tc>
         <w:tc>
           <w:tcPr>
-            <w:shd w:val="clear" w:color="auto" w:fill="1E60AE"/>
+            <w:tcBorders>
+              <w:bottom w:val="single"/>
+            </w:tcBorders>
+            <w:vAlign w:val="bottom"/>
           </w:tcPr>
           <w:p>
             <w:pPr>
@@ -2950,17 +2741,16 @@
               <w:jc w:val="left"/>
             </w:pPr>
             <w:r>
-              <w:rPr>
-                <w:b/>
-                <w:color w:val="FFFFFF"/>
-              </w:rPr>
               <w:t xml:space="preserve">Examples</w:t>
             </w:r>
           </w:p>
         </w:tc>
         <w:tc>
           <w:tcPr>
-            <w:shd w:val="clear" w:color="auto" w:fill="1E60AE"/>
+            <w:tcBorders>
+              <w:bottom w:val="single"/>
+            </w:tcBorders>
+            <w:vAlign w:val="bottom"/>
           </w:tcPr>
           <w:p>
             <w:pPr>
@@ -2968,17 +2758,16 @@
               <w:jc w:val="left"/>
             </w:pPr>
             <w:r>
-              <w:rPr>
-                <w:b/>
-                <w:color w:val="FFFFFF"/>
-              </w:rPr>
               <w:t xml:space="preserve">Approval</w:t>
             </w:r>
           </w:p>
         </w:tc>
         <w:tc>
           <w:tcPr>
-            <w:shd w:val="clear" w:color="auto" w:fill="1E60AE"/>
+            <w:tcBorders>
+              <w:bottom w:val="single"/>
+            </w:tcBorders>
+            <w:vAlign w:val="bottom"/>
           </w:tcPr>
           <w:p>
             <w:pPr>
@@ -2986,10 +2775,6 @@
               <w:jc w:val="left"/>
             </w:pPr>
             <w:r>
-              <w:rPr>
-                <w:b/>
-                <w:color w:val="FFFFFF"/>
-              </w:rPr>
               <w:t xml:space="preserve">Path</w:t>
             </w:r>
           </w:p>
@@ -2997,7 +2782,6 @@
       </w:tr>
       <w:tr>
         <w:tc>
-          <w:tcPr/>
           <w:p>
             <w:pPr>
               <w:pStyle w:val="Compact"/>
@@ -3009,7 +2793,6 @@
           </w:p>
         </w:tc>
         <w:tc>
-          <w:tcPr/>
           <w:p>
             <w:pPr>
               <w:pStyle w:val="Compact"/>
@@ -3021,7 +2804,6 @@
           </w:p>
         </w:tc>
         <w:tc>
-          <w:tcPr/>
           <w:p>
             <w:pPr>
               <w:pStyle w:val="Compact"/>
@@ -3033,7 +2815,6 @@
           </w:p>
         </w:tc>
         <w:tc>
-          <w:tcPr/>
           <w:p>
             <w:pPr>
               <w:pStyle w:val="Compact"/>
@@ -3047,7 +2828,6 @@
       </w:tr>
       <w:tr>
         <w:tc>
-          <w:tcPr/>
           <w:p>
             <w:pPr>
               <w:pStyle w:val="Compact"/>
@@ -3059,7 +2839,6 @@
           </w:p>
         </w:tc>
         <w:tc>
-          <w:tcPr/>
           <w:p>
             <w:pPr>
               <w:pStyle w:val="Compact"/>
@@ -3071,7 +2850,6 @@
           </w:p>
         </w:tc>
         <w:tc>
-          <w:tcPr/>
           <w:p>
             <w:pPr>
               <w:pStyle w:val="Compact"/>
@@ -3083,7 +2861,6 @@
           </w:p>
         </w:tc>
         <w:tc>
-          <w:tcPr/>
           <w:p>
             <w:pPr>
               <w:pStyle w:val="Compact"/>
@@ -3097,7 +2874,6 @@
       </w:tr>
       <w:tr>
         <w:tc>
-          <w:tcPr/>
           <w:p>
             <w:pPr>
               <w:pStyle w:val="Compact"/>
@@ -3109,7 +2885,6 @@
           </w:p>
         </w:tc>
         <w:tc>
-          <w:tcPr/>
           <w:p>
             <w:pPr>
               <w:pStyle w:val="Compact"/>
@@ -3121,7 +2896,6 @@
           </w:p>
         </w:tc>
         <w:tc>
-          <w:tcPr/>
           <w:p>
             <w:pPr>
               <w:pStyle w:val="Compact"/>
@@ -3133,7 +2907,6 @@
           </w:p>
         </w:tc>
         <w:tc>
-          <w:tcPr/>
           <w:p>
             <w:pPr>
               <w:pStyle w:val="Compact"/>
@@ -3147,7 +2920,6 @@
       </w:tr>
       <w:tr>
         <w:tc>
-          <w:tcPr/>
           <w:p>
             <w:pPr>
               <w:pStyle w:val="Compact"/>
@@ -3159,7 +2931,6 @@
           </w:p>
         </w:tc>
         <w:tc>
-          <w:tcPr/>
           <w:p>
             <w:pPr>
               <w:pStyle w:val="Compact"/>
@@ -3171,7 +2942,6 @@
           </w:p>
         </w:tc>
         <w:tc>
-          <w:tcPr/>
           <w:p>
             <w:pPr>
               <w:pStyle w:val="Compact"/>
@@ -3183,7 +2953,6 @@
           </w:p>
         </w:tc>
         <w:tc>
-          <w:tcPr/>
           <w:p>
             <w:pPr>
               <w:pStyle w:val="Compact"/>
@@ -3197,7 +2966,6 @@
       </w:tr>
       <w:tr>
         <w:tc>
-          <w:tcPr/>
           <w:p>
             <w:pPr>
               <w:pStyle w:val="Compact"/>
@@ -3209,7 +2977,6 @@
           </w:p>
         </w:tc>
         <w:tc>
-          <w:tcPr/>
           <w:p>
             <w:pPr>
               <w:pStyle w:val="Compact"/>
@@ -3221,7 +2988,6 @@
           </w:p>
         </w:tc>
         <w:tc>
-          <w:tcPr/>
           <w:p>
             <w:pPr>
               <w:pStyle w:val="Compact"/>
@@ -3233,7 +2999,6 @@
           </w:p>
         </w:tc>
         <w:tc>
-          <w:tcPr/>
           <w:p>
             <w:pPr>
               <w:pStyle w:val="Compact"/>
@@ -3246,35 +3011,33 @@
         </w:tc>
       </w:tr>
     </w:tbl>
-    <w:bookmarkEnd w:id="24"/>
-    <w:bookmarkStart w:id="25" w:name="change-request-form-template"/>
     <w:p>
       <w:pPr>
         <w:pStyle w:val="Heading2"/>
       </w:pPr>
+      <w:bookmarkStart w:id="26" w:name="change-request-form-template"/>
       <w:r>
         <w:t xml:space="preserve">4.2 Change request form (template)</w:t>
       </w:r>
+      <w:bookmarkEnd w:id="26"/>
     </w:p>
     <w:tbl>
       <w:tblPr>
         <w:tblStyle w:val="Table"/>
-        <w:tblW w:type="pct" w:w="5000"/>
-        <w:tblLook w:firstRow="1" w:lastRow="0" w:firstColumn="0" w:lastColumn="0" w:noHBand="0" w:noVBand="0" w:val="0020"/>
-        <w:jc w:val="start"/>
+        <w:tblW w:type="pct" w:w="0.0"/>
+        <w:tblLook w:firstRow="1"/>
       </w:tblPr>
-      <w:tblGrid>
-        <w:gridCol w:w="4709"/>
-        <w:gridCol w:w="3210"/>
-      </w:tblGrid>
+      <w:tblGrid/>
       <w:tr>
         <w:trPr>
-          <w:tblHeader w:val="true"/>
-          <w:tblHeader w:val="true"/>
+          <w:cnfStyle w:firstRow="1"/>
         </w:trPr>
         <w:tc>
           <w:tcPr>
-            <w:shd w:val="clear" w:color="auto" w:fill="1E60AE"/>
+            <w:tcBorders>
+              <w:bottom w:val="single"/>
+            </w:tcBorders>
+            <w:vAlign w:val="bottom"/>
           </w:tcPr>
           <w:p>
             <w:pPr>
@@ -3282,17 +3045,16 @@
               <w:jc w:val="left"/>
             </w:pPr>
             <w:r>
-              <w:rPr>
-                <w:b/>
-                <w:color w:val="FFFFFF"/>
-              </w:rPr>
               <w:t xml:space="preserve">Field</w:t>
             </w:r>
           </w:p>
         </w:tc>
         <w:tc>
           <w:tcPr>
-            <w:shd w:val="clear" w:color="auto" w:fill="1E60AE"/>
+            <w:tcBorders>
+              <w:bottom w:val="single"/>
+            </w:tcBorders>
+            <w:vAlign w:val="bottom"/>
           </w:tcPr>
           <w:p>
             <w:pPr>
@@ -3300,10 +3062,6 @@
               <w:jc w:val="left"/>
             </w:pPr>
             <w:r>
-              <w:rPr>
-                <w:b/>
-                <w:color w:val="FFFFFF"/>
-              </w:rPr>
               <w:t xml:space="preserve">Entry</w:t>
             </w:r>
           </w:p>
@@ -3311,7 +3069,6 @@
       </w:tr>
       <w:tr>
         <w:tc>
-          <w:tcPr/>
           <w:p>
             <w:pPr>
               <w:pStyle w:val="Compact"/>
@@ -3323,7 +3080,6 @@
           </w:p>
         </w:tc>
         <w:tc>
-          <w:tcPr/>
           <w:p>
             <w:pPr>
               <w:pStyle w:val="Compact"/>
@@ -3337,7 +3093,6 @@
       </w:tr>
       <w:tr>
         <w:tc>
-          <w:tcPr/>
           <w:p>
             <w:pPr>
               <w:pStyle w:val="Compact"/>
@@ -3349,17 +3104,11 @@
           </w:p>
         </w:tc>
         <w:tc>
-          <w:tcPr/>
-          <w:p>
-            <w:pPr>
-              <w:pStyle w:val="Compact"/>
-            </w:pPr>
-          </w:p>
-        </w:tc>
-      </w:tr>
-      <w:tr>
-        <w:tc>
-          <w:tcPr/>
+          <w:p/>
+        </w:tc>
+      </w:tr>
+      <w:tr>
+        <w:tc>
           <w:p>
             <w:pPr>
               <w:pStyle w:val="Compact"/>
@@ -3371,17 +3120,11 @@
           </w:p>
         </w:tc>
         <w:tc>
-          <w:tcPr/>
-          <w:p>
-            <w:pPr>
-              <w:pStyle w:val="Compact"/>
-            </w:pPr>
-          </w:p>
-        </w:tc>
-      </w:tr>
-      <w:tr>
-        <w:tc>
-          <w:tcPr/>
+          <w:p/>
+        </w:tc>
+      </w:tr>
+      <w:tr>
+        <w:tc>
           <w:p>
             <w:pPr>
               <w:pStyle w:val="Compact"/>
@@ -3393,17 +3136,11 @@
           </w:p>
         </w:tc>
         <w:tc>
-          <w:tcPr/>
-          <w:p>
-            <w:pPr>
-              <w:pStyle w:val="Compact"/>
-            </w:pPr>
-          </w:p>
-        </w:tc>
-      </w:tr>
-      <w:tr>
-        <w:tc>
-          <w:tcPr/>
+          <w:p/>
+        </w:tc>
+      </w:tr>
+      <w:tr>
+        <w:tc>
           <w:p>
             <w:pPr>
               <w:pStyle w:val="Compact"/>
@@ -3415,17 +3152,11 @@
           </w:p>
         </w:tc>
         <w:tc>
-          <w:tcPr/>
-          <w:p>
-            <w:pPr>
-              <w:pStyle w:val="Compact"/>
-            </w:pPr>
-          </w:p>
-        </w:tc>
-      </w:tr>
-      <w:tr>
-        <w:tc>
-          <w:tcPr/>
+          <w:p/>
+        </w:tc>
+      </w:tr>
+      <w:tr>
+        <w:tc>
           <w:p>
             <w:pPr>
               <w:pStyle w:val="Compact"/>
@@ -3437,17 +3168,11 @@
           </w:p>
         </w:tc>
         <w:tc>
-          <w:tcPr/>
-          <w:p>
-            <w:pPr>
-              <w:pStyle w:val="Compact"/>
-            </w:pPr>
-          </w:p>
-        </w:tc>
-      </w:tr>
-      <w:tr>
-        <w:tc>
-          <w:tcPr/>
+          <w:p/>
+        </w:tc>
+      </w:tr>
+      <w:tr>
+        <w:tc>
           <w:p>
             <w:pPr>
               <w:pStyle w:val="Compact"/>
@@ -3459,17 +3184,11 @@
           </w:p>
         </w:tc>
         <w:tc>
-          <w:tcPr/>
-          <w:p>
-            <w:pPr>
-              <w:pStyle w:val="Compact"/>
-            </w:pPr>
-          </w:p>
-        </w:tc>
-      </w:tr>
-      <w:tr>
-        <w:tc>
-          <w:tcPr/>
+          <w:p/>
+        </w:tc>
+      </w:tr>
+      <w:tr>
+        <w:tc>
           <w:p>
             <w:pPr>
               <w:pStyle w:val="Compact"/>
@@ -3481,7 +3200,6 @@
           </w:p>
         </w:tc>
         <w:tc>
-          <w:tcPr/>
           <w:p>
             <w:pPr>
               <w:pStyle w:val="Compact"/>
@@ -3495,7 +3213,6 @@
       </w:tr>
       <w:tr>
         <w:tc>
-          <w:tcPr/>
           <w:p>
             <w:pPr>
               <w:pStyle w:val="Compact"/>
@@ -3507,17 +3224,11 @@
           </w:p>
         </w:tc>
         <w:tc>
-          <w:tcPr/>
-          <w:p>
-            <w:pPr>
-              <w:pStyle w:val="Compact"/>
-            </w:pPr>
-          </w:p>
-        </w:tc>
-      </w:tr>
-      <w:tr>
-        <w:tc>
-          <w:tcPr/>
+          <w:p/>
+        </w:tc>
+      </w:tr>
+      <w:tr>
+        <w:tc>
           <w:p>
             <w:pPr>
               <w:pStyle w:val="Compact"/>
@@ -3529,24 +3240,19 @@
           </w:p>
         </w:tc>
         <w:tc>
-          <w:tcPr/>
-          <w:p>
-            <w:pPr>
-              <w:pStyle w:val="Compact"/>
-            </w:pPr>
-          </w:p>
+          <w:p/>
         </w:tc>
       </w:tr>
     </w:tbl>
-    <w:bookmarkEnd w:id="25"/>
-    <w:bookmarkStart w:id="26" w:name="release-procedure"/>
     <w:p>
       <w:pPr>
         <w:pStyle w:val="Heading2"/>
       </w:pPr>
+      <w:bookmarkStart w:id="27" w:name="release-procedure"/>
       <w:r>
         <w:t xml:space="preserve">4.3 Release procedure</w:t>
       </w:r>
+      <w:bookmarkEnd w:id="27"/>
     </w:p>
     <w:p>
       <w:pPr>
@@ -3657,7 +3363,6 @@
       </w:r>
       <w:r>
         <w:rPr>
-          <w:bCs/>
           <w:b/>
         </w:rPr>
         <w:t xml:space="preserve">staging</w:t>
@@ -3760,7 +3465,6 @@
       </w:pPr>
       <w:r>
         <w:rPr>
-          <w:bCs/>
           <w:b/>
         </w:rPr>
         <w:t xml:space="preserve">Rollback:</w:t>
@@ -3793,23 +3497,21 @@
         <w:t xml:space="preserve">) and, if a migration ran, the pre-release backup.</w:t>
       </w:r>
     </w:p>
-    <w:bookmarkEnd w:id="26"/>
-    <w:bookmarkEnd w:id="27"/>
-    <w:bookmarkStart w:id="28" w:name="support-model"/>
     <w:p>
       <w:pPr>
         <w:pStyle w:val="Heading1"/>
       </w:pPr>
+      <w:bookmarkStart w:id="28" w:name="support-model"/>
       <w:r>
         <w:t xml:space="preserve">5. Support model</w:t>
       </w:r>
+      <w:bookmarkEnd w:id="28"/>
     </w:p>
     <w:tbl>
       <w:tblPr>
         <w:tblStyle w:val="Table"/>
-        <w:tblW w:type="pct" w:w="5000"/>
-        <w:tblLook w:firstRow="1" w:lastRow="0" w:firstColumn="0" w:lastColumn="0" w:noHBand="0" w:noVBand="0" w:val="0020"/>
-        <w:jc w:val="start"/>
+        <w:tblW w:type="pct" w:w="5000.0"/>
+        <w:tblLook w:firstRow="1"/>
       </w:tblPr>
       <w:tblGrid>
         <w:gridCol w:w="815"/>
@@ -3819,12 +3521,14 @@
       </w:tblGrid>
       <w:tr>
         <w:trPr>
-          <w:tblHeader w:val="true"/>
-          <w:tblHeader w:val="true"/>
+          <w:cnfStyle w:firstRow="1"/>
         </w:trPr>
         <w:tc>
           <w:tcPr>
-            <w:shd w:val="clear" w:color="auto" w:fill="1E60AE"/>
+            <w:tcBorders>
+              <w:bottom w:val="single"/>
+            </w:tcBorders>
+            <w:vAlign w:val="bottom"/>
           </w:tcPr>
           <w:p>
             <w:pPr>
@@ -3832,80 +3536,66 @@
               <w:jc w:val="left"/>
             </w:pPr>
             <w:r>
+              <w:t xml:space="preserve">Level</w:t>
+            </w:r>
+          </w:p>
+        </w:tc>
+        <w:tc>
+          <w:tcPr>
+            <w:tcBorders>
+              <w:bottom w:val="single"/>
+            </w:tcBorders>
+            <w:vAlign w:val="bottom"/>
+          </w:tcPr>
+          <w:p>
+            <w:pPr>
+              <w:pStyle w:val="Compact"/>
+              <w:jc w:val="left"/>
+            </w:pPr>
+            <w:r>
+              <w:t xml:space="preserve">Who</w:t>
+            </w:r>
+          </w:p>
+        </w:tc>
+        <w:tc>
+          <w:tcPr>
+            <w:tcBorders>
+              <w:bottom w:val="single"/>
+            </w:tcBorders>
+            <w:vAlign w:val="bottom"/>
+          </w:tcPr>
+          <w:p>
+            <w:pPr>
+              <w:pStyle w:val="Compact"/>
+              <w:jc w:val="left"/>
+            </w:pPr>
+            <w:r>
+              <w:t xml:space="preserve">Handles</w:t>
+            </w:r>
+          </w:p>
+        </w:tc>
+        <w:tc>
+          <w:tcPr>
+            <w:tcBorders>
+              <w:bottom w:val="single"/>
+            </w:tcBorders>
+            <w:vAlign w:val="bottom"/>
+          </w:tcPr>
+          <w:p>
+            <w:pPr>
+              <w:pStyle w:val="Compact"/>
+              <w:jc w:val="left"/>
+            </w:pPr>
+            <w:r>
+              <w:t xml:space="preserve">Target response (</w:t>
+            </w:r>
+            <w:r>
               <w:rPr>
-                <w:b/>
-                <w:color w:val="FFFFFF"/>
-              </w:rPr>
-              <w:t xml:space="preserve">Level</w:t>
-            </w:r>
-          </w:p>
-        </w:tc>
-        <w:tc>
-          <w:tcPr>
-            <w:shd w:val="clear" w:color="auto" w:fill="1E60AE"/>
-          </w:tcPr>
-          <w:p>
-            <w:pPr>
-              <w:pStyle w:val="Compact"/>
-              <w:jc w:val="left"/>
-            </w:pPr>
-            <w:r>
-              <w:rPr>
-                <w:b/>
-                <w:color w:val="FFFFFF"/>
-              </w:rPr>
-              <w:t xml:space="preserve">Who</w:t>
-            </w:r>
-          </w:p>
-        </w:tc>
-        <w:tc>
-          <w:tcPr>
-            <w:shd w:val="clear" w:color="auto" w:fill="1E60AE"/>
-          </w:tcPr>
-          <w:p>
-            <w:pPr>
-              <w:pStyle w:val="Compact"/>
-              <w:jc w:val="left"/>
-            </w:pPr>
-            <w:r>
-              <w:rPr>
-                <w:b/>
-                <w:color w:val="FFFFFF"/>
-              </w:rPr>
-              <w:t xml:space="preserve">Handles</w:t>
-            </w:r>
-          </w:p>
-        </w:tc>
-        <w:tc>
-          <w:tcPr>
-            <w:shd w:val="clear" w:color="auto" w:fill="1E60AE"/>
-          </w:tcPr>
-          <w:p>
-            <w:pPr>
-              <w:pStyle w:val="Compact"/>
-              <w:jc w:val="left"/>
-            </w:pPr>
-            <w:r>
-              <w:rPr>
-                <w:b/>
-                <w:color w:val="FFFFFF"/>
-              </w:rPr>
-              <w:t xml:space="preserve">Target response (</w:t>
-            </w:r>
-            <w:r>
-              <w:rPr>
-                <w:iCs/>
-                <w:b/>
                 <w:i/>
-                <w:color w:val="FFFFFF"/>
               </w:rPr>
               <w:t xml:space="preserve">provisional, GPHA to agree</w:t>
             </w:r>
             <w:r>
-              <w:rPr>
-                <w:b/>
-                <w:color w:val="FFFFFF"/>
-              </w:rPr>
               <w:t xml:space="preserve">)</w:t>
             </w:r>
           </w:p>
@@ -3913,7 +3603,6 @@
       </w:tr>
       <w:tr>
         <w:tc>
-          <w:tcPr/>
           <w:p>
             <w:pPr>
               <w:pStyle w:val="Compact"/>
@@ -3925,7 +3614,6 @@
           </w:p>
         </w:tc>
         <w:tc>
-          <w:tcPr/>
           <w:p>
             <w:pPr>
               <w:pStyle w:val="Compact"/>
@@ -3937,7 +3625,6 @@
           </w:p>
         </w:tc>
         <w:tc>
-          <w:tcPr/>
           <w:p>
             <w:pPr>
               <w:pStyle w:val="Compact"/>
@@ -3949,7 +3636,6 @@
           </w:p>
         </w:tc>
         <w:tc>
-          <w:tcPr/>
           <w:p>
             <w:pPr>
               <w:pStyle w:val="Compact"/>
@@ -3963,7 +3649,6 @@
       </w:tr>
       <w:tr>
         <w:tc>
-          <w:tcPr/>
           <w:p>
             <w:pPr>
               <w:pStyle w:val="Compact"/>
@@ -3975,7 +3660,6 @@
           </w:p>
         </w:tc>
         <w:tc>
-          <w:tcPr/>
           <w:p>
             <w:pPr>
               <w:pStyle w:val="Compact"/>
@@ -3987,7 +3671,6 @@
           </w:p>
         </w:tc>
         <w:tc>
-          <w:tcPr/>
           <w:p>
             <w:pPr>
               <w:pStyle w:val="Compact"/>
@@ -3999,7 +3682,6 @@
           </w:p>
         </w:tc>
         <w:tc>
-          <w:tcPr/>
           <w:p>
             <w:pPr>
               <w:pStyle w:val="Compact"/>
@@ -4013,7 +3695,6 @@
       </w:tr>
       <w:tr>
         <w:tc>
-          <w:tcPr/>
           <w:p>
             <w:pPr>
               <w:pStyle w:val="Compact"/>
@@ -4025,7 +3706,6 @@
           </w:p>
         </w:tc>
         <w:tc>
-          <w:tcPr/>
           <w:p>
             <w:pPr>
               <w:pStyle w:val="Compact"/>
@@ -4037,7 +3717,6 @@
           </w:p>
         </w:tc>
         <w:tc>
-          <w:tcPr/>
           <w:p>
             <w:pPr>
               <w:pStyle w:val="Compact"/>
@@ -4049,7 +3728,6 @@
           </w:p>
         </w:tc>
         <w:tc>
-          <w:tcPr/>
           <w:p>
             <w:pPr>
               <w:pStyle w:val="Compact"/>
@@ -4063,7 +3741,6 @@
       </w:tr>
       <w:tr>
         <w:tc>
-          <w:tcPr/>
           <w:p>
             <w:pPr>
               <w:pStyle w:val="Compact"/>
@@ -4075,7 +3752,6 @@
           </w:p>
         </w:tc>
         <w:tc>
-          <w:tcPr/>
           <w:p>
             <w:pPr>
               <w:pStyle w:val="Compact"/>
@@ -4087,7 +3763,6 @@
           </w:p>
         </w:tc>
         <w:tc>
-          <w:tcPr/>
           <w:p>
             <w:pPr>
               <w:pStyle w:val="Compact"/>
@@ -4099,7 +3774,6 @@
           </w:p>
         </w:tc>
         <w:tc>
-          <w:tcPr/>
           <w:p>
             <w:pPr>
               <w:pStyle w:val="Compact"/>
@@ -4118,7 +3792,6 @@
       </w:pPr>
       <w:r>
         <w:rPr>
-          <w:bCs/>
           <w:b/>
         </w:rPr>
         <w:t xml:space="preserve">Severity definitions (for incidents)</w:t>
@@ -4127,9 +3800,8 @@
     <w:tbl>
       <w:tblPr>
         <w:tblStyle w:val="Table"/>
-        <w:tblW w:type="pct" w:w="5000"/>
-        <w:tblLook w:firstRow="1" w:lastRow="0" w:firstColumn="0" w:lastColumn="0" w:noHBand="0" w:noVBand="0" w:val="0020"/>
-        <w:jc w:val="start"/>
+        <w:tblW w:type="pct" w:w="5000.0"/>
+        <w:tblLook w:firstRow="1"/>
       </w:tblPr>
       <w:tblGrid>
         <w:gridCol w:w="1024"/>
@@ -4138,12 +3810,14 @@
       </w:tblGrid>
       <w:tr>
         <w:trPr>
-          <w:tblHeader w:val="true"/>
-          <w:tblHeader w:val="true"/>
+          <w:cnfStyle w:firstRow="1"/>
         </w:trPr>
         <w:tc>
           <w:tcPr>
-            <w:shd w:val="clear" w:color="auto" w:fill="1E60AE"/>
+            <w:tcBorders>
+              <w:bottom w:val="single"/>
+            </w:tcBorders>
+            <w:vAlign w:val="bottom"/>
           </w:tcPr>
           <w:p>
             <w:pPr>
@@ -4151,17 +3825,16 @@
               <w:jc w:val="left"/>
             </w:pPr>
             <w:r>
-              <w:rPr>
-                <w:b/>
-                <w:color w:val="FFFFFF"/>
-              </w:rPr>
               <w:t xml:space="preserve">Severity</w:t>
             </w:r>
           </w:p>
         </w:tc>
         <w:tc>
           <w:tcPr>
-            <w:shd w:val="clear" w:color="auto" w:fill="1E60AE"/>
+            <w:tcBorders>
+              <w:bottom w:val="single"/>
+            </w:tcBorders>
+            <w:vAlign w:val="bottom"/>
           </w:tcPr>
           <w:p>
             <w:pPr>
@@ -4169,17 +3842,16 @@
               <w:jc w:val="left"/>
             </w:pPr>
             <w:r>
-              <w:rPr>
-                <w:b/>
-                <w:color w:val="FFFFFF"/>
-              </w:rPr>
               <w:t xml:space="preserve">Definition</w:t>
             </w:r>
           </w:p>
         </w:tc>
         <w:tc>
           <w:tcPr>
-            <w:shd w:val="clear" w:color="auto" w:fill="1E60AE"/>
+            <w:tcBorders>
+              <w:bottom w:val="single"/>
+            </w:tcBorders>
+            <w:vAlign w:val="bottom"/>
           </w:tcPr>
           <w:p>
             <w:pPr>
@@ -4187,10 +3859,6 @@
               <w:jc w:val="left"/>
             </w:pPr>
             <w:r>
-              <w:rPr>
-                <w:b/>
-                <w:color w:val="FFFFFF"/>
-              </w:rPr>
               <w:t xml:space="preserve">Example</w:t>
             </w:r>
           </w:p>
@@ -4198,7 +3866,6 @@
       </w:tr>
       <w:tr>
         <w:tc>
-          <w:tcPr/>
           <w:p>
             <w:pPr>
               <w:pStyle w:val="Compact"/>
@@ -4210,7 +3877,6 @@
           </w:p>
         </w:tc>
         <w:tc>
-          <w:tcPr/>
           <w:p>
             <w:pPr>
               <w:pStyle w:val="Compact"/>
@@ -4222,7 +3888,6 @@
           </w:p>
         </w:tc>
         <w:tc>
-          <w:tcPr/>
           <w:p>
             <w:pPr>
               <w:pStyle w:val="Compact"/>
@@ -4236,7 +3901,6 @@
       </w:tr>
       <w:tr>
         <w:tc>
-          <w:tcPr/>
           <w:p>
             <w:pPr>
               <w:pStyle w:val="Compact"/>
@@ -4248,7 +3912,6 @@
           </w:p>
         </w:tc>
         <w:tc>
-          <w:tcPr/>
           <w:p>
             <w:pPr>
               <w:pStyle w:val="Compact"/>
@@ -4260,7 +3923,6 @@
           </w:p>
         </w:tc>
         <w:tc>
-          <w:tcPr/>
           <w:p>
             <w:pPr>
               <w:pStyle w:val="Compact"/>
@@ -4274,7 +3936,6 @@
       </w:tr>
       <w:tr>
         <w:tc>
-          <w:tcPr/>
           <w:p>
             <w:pPr>
               <w:pStyle w:val="Compact"/>
@@ -4286,7 +3947,6 @@
           </w:p>
         </w:tc>
         <w:tc>
-          <w:tcPr/>
           <w:p>
             <w:pPr>
               <w:pStyle w:val="Compact"/>
@@ -4298,7 +3958,6 @@
           </w:p>
         </w:tc>
         <w:tc>
-          <w:tcPr/>
           <w:p>
             <w:pPr>
               <w:pStyle w:val="Compact"/>
@@ -4312,7 +3971,6 @@
       </w:tr>
       <w:tr>
         <w:tc>
-          <w:tcPr/>
           <w:p>
             <w:pPr>
               <w:pStyle w:val="Compact"/>
@@ -4324,7 +3982,6 @@
           </w:p>
         </w:tc>
         <w:tc>
-          <w:tcPr/>
           <w:p>
             <w:pPr>
               <w:pStyle w:val="Compact"/>
@@ -4336,7 +3993,6 @@
           </w:p>
         </w:tc>
         <w:tc>
-          <w:tcPr/>
           <w:p>
             <w:pPr>
               <w:pStyle w:val="Compact"/>
@@ -4355,7 +4011,6 @@
       </w:pPr>
       <w:r>
         <w:rPr>
-          <w:bCs/>
           <w:b/>
         </w:rPr>
         <w:t xml:space="preserve">Reporting a problem:</w:t>
@@ -4367,22 +4022,21 @@
         <w:t xml:space="preserve">users send the screen name, what they did, what they expected, what happened, the time, and a screenshot (with no confidential content) to the support contact named by GPHA.</w:t>
       </w:r>
     </w:p>
-    <w:bookmarkEnd w:id="28"/>
-    <w:bookmarkStart w:id="29" w:name="data-governance"/>
     <w:p>
       <w:pPr>
         <w:pStyle w:val="Heading1"/>
       </w:pPr>
+      <w:bookmarkStart w:id="29" w:name="data-governance"/>
       <w:r>
         <w:t xml:space="preserve">6. Data governance</w:t>
       </w:r>
+      <w:bookmarkEnd w:id="29"/>
     </w:p>
     <w:tbl>
       <w:tblPr>
         <w:tblStyle w:val="Table"/>
-        <w:tblW w:type="pct" w:w="5000"/>
-        <w:tblLook w:firstRow="1" w:lastRow="0" w:firstColumn="0" w:lastColumn="0" w:noHBand="0" w:noVBand="0" w:val="0020"/>
-        <w:jc w:val="start"/>
+        <w:tblW w:type="pct" w:w="5000.0"/>
+        <w:tblLook w:firstRow="1"/>
       </w:tblPr>
       <w:tblGrid>
         <w:gridCol w:w="1066"/>
@@ -4391,12 +4045,14 @@
       </w:tblGrid>
       <w:tr>
         <w:trPr>
-          <w:tblHeader w:val="true"/>
-          <w:tblHeader w:val="true"/>
+          <w:cnfStyle w:firstRow="1"/>
         </w:trPr>
         <w:tc>
           <w:tcPr>
-            <w:shd w:val="clear" w:color="auto" w:fill="1E60AE"/>
+            <w:tcBorders>
+              <w:bottom w:val="single"/>
+            </w:tcBorders>
+            <w:vAlign w:val="bottom"/>
           </w:tcPr>
           <w:p>
             <w:pPr>
@@ -4404,17 +4060,16 @@
               <w:jc w:val="left"/>
             </w:pPr>
             <w:r>
-              <w:rPr>
-                <w:b/>
-                <w:color w:val="FFFFFF"/>
-              </w:rPr>
               <w:t xml:space="preserve">Area</w:t>
             </w:r>
           </w:p>
         </w:tc>
         <w:tc>
           <w:tcPr>
-            <w:shd w:val="clear" w:color="auto" w:fill="1E60AE"/>
+            <w:tcBorders>
+              <w:bottom w:val="single"/>
+            </w:tcBorders>
+            <w:vAlign w:val="bottom"/>
           </w:tcPr>
           <w:p>
             <w:pPr>
@@ -4422,17 +4077,16 @@
               <w:jc w:val="left"/>
             </w:pPr>
             <w:r>
-              <w:rPr>
-                <w:b/>
-                <w:color w:val="FFFFFF"/>
-              </w:rPr>
               <w:t xml:space="preserve">Rule in GIAW</w:t>
             </w:r>
           </w:p>
         </w:tc>
         <w:tc>
           <w:tcPr>
-            <w:shd w:val="clear" w:color="auto" w:fill="1E60AE"/>
+            <w:tcBorders>
+              <w:bottom w:val="single"/>
+            </w:tcBorders>
+            <w:vAlign w:val="bottom"/>
           </w:tcPr>
           <w:p>
             <w:pPr>
@@ -4440,10 +4094,6 @@
               <w:jc w:val="left"/>
             </w:pPr>
             <w:r>
-              <w:rPr>
-                <w:b/>
-                <w:color w:val="FFFFFF"/>
-              </w:rPr>
               <w:t xml:space="preserve">GPHA action</w:t>
             </w:r>
           </w:p>
@@ -4451,7 +4101,6 @@
       </w:tr>
       <w:tr>
         <w:tc>
-          <w:tcPr/>
           <w:p>
             <w:pPr>
               <w:pStyle w:val="Compact"/>
@@ -4463,7 +4112,6 @@
           </w:p>
         </w:tc>
         <w:tc>
-          <w:tcPr/>
           <w:p>
             <w:pPr>
               <w:pStyle w:val="Compact"/>
@@ -4475,7 +4123,6 @@
           </w:p>
         </w:tc>
         <w:tc>
-          <w:tcPr/>
           <w:p>
             <w:pPr>
               <w:pStyle w:val="Compact"/>
@@ -4489,7 +4136,6 @@
       </w:tr>
       <w:tr>
         <w:tc>
-          <w:tcPr/>
           <w:p>
             <w:pPr>
               <w:pStyle w:val="Compact"/>
@@ -4501,7 +4147,6 @@
           </w:p>
         </w:tc>
         <w:tc>
-          <w:tcPr/>
           <w:p>
             <w:pPr>
               <w:pStyle w:val="Compact"/>
@@ -4513,7 +4158,6 @@
           </w:p>
         </w:tc>
         <w:tc>
-          <w:tcPr/>
           <w:p>
             <w:pPr>
               <w:pStyle w:val="Compact"/>
@@ -4527,7 +4171,6 @@
       </w:tr>
       <w:tr>
         <w:tc>
-          <w:tcPr/>
           <w:p>
             <w:pPr>
               <w:pStyle w:val="Compact"/>
@@ -4539,7 +4182,6 @@
           </w:p>
         </w:tc>
         <w:tc>
-          <w:tcPr/>
           <w:p>
             <w:pPr>
               <w:pStyle w:val="Compact"/>
@@ -4551,7 +4193,6 @@
           </w:p>
         </w:tc>
         <w:tc>
-          <w:tcPr/>
           <w:p>
             <w:pPr>
               <w:pStyle w:val="Compact"/>
@@ -4565,7 +4206,6 @@
       </w:tr>
       <w:tr>
         <w:tc>
-          <w:tcPr/>
           <w:p>
             <w:pPr>
               <w:pStyle w:val="Compact"/>
@@ -4577,7 +4217,6 @@
           </w:p>
         </w:tc>
         <w:tc>
-          <w:tcPr/>
           <w:p>
             <w:pPr>
               <w:pStyle w:val="Compact"/>
@@ -4601,7 +4240,6 @@
           </w:p>
         </w:tc>
         <w:tc>
-          <w:tcPr/>
           <w:p>
             <w:pPr>
               <w:pStyle w:val="Compact"/>
@@ -4615,7 +4253,6 @@
       </w:tr>
       <w:tr>
         <w:tc>
-          <w:tcPr/>
           <w:p>
             <w:pPr>
               <w:pStyle w:val="Compact"/>
@@ -4627,7 +4264,6 @@
           </w:p>
         </w:tc>
         <w:tc>
-          <w:tcPr/>
           <w:p>
             <w:pPr>
               <w:pStyle w:val="Compact"/>
@@ -4639,7 +4275,6 @@
           </w:p>
         </w:tc>
         <w:tc>
-          <w:tcPr/>
           <w:p>
             <w:pPr>
               <w:pStyle w:val="Compact"/>
@@ -4653,7 +4288,6 @@
       </w:tr>
       <w:tr>
         <w:tc>
-          <w:tcPr/>
           <w:p>
             <w:pPr>
               <w:pStyle w:val="Compact"/>
@@ -4665,7 +4299,6 @@
           </w:p>
         </w:tc>
         <w:tc>
-          <w:tcPr/>
           <w:p>
             <w:pPr>
               <w:pStyle w:val="Compact"/>
@@ -4677,7 +4310,6 @@
           </w:p>
         </w:tc>
         <w:tc>
-          <w:tcPr/>
           <w:p>
             <w:pPr>
               <w:pStyle w:val="Compact"/>
@@ -4700,7 +4332,6 @@
       </w:tr>
       <w:tr>
         <w:tc>
-          <w:tcPr/>
           <w:p>
             <w:pPr>
               <w:pStyle w:val="Compact"/>
@@ -4712,7 +4343,6 @@
           </w:p>
         </w:tc>
         <w:tc>
-          <w:tcPr/>
           <w:p>
             <w:pPr>
               <w:pStyle w:val="Compact"/>
@@ -4724,7 +4354,6 @@
           </w:p>
         </w:tc>
         <w:tc>
-          <w:tcPr/>
           <w:p>
             <w:pPr>
               <w:pStyle w:val="Compact"/>
@@ -4738,7 +4367,6 @@
       </w:tr>
       <w:tr>
         <w:tc>
-          <w:tcPr/>
           <w:p>
             <w:pPr>
               <w:pStyle w:val="Compact"/>
@@ -4750,7 +4378,6 @@
           </w:p>
         </w:tc>
         <w:tc>
-          <w:tcPr/>
           <w:p>
             <w:pPr>
               <w:pStyle w:val="Compact"/>
@@ -4762,7 +4389,6 @@
           </w:p>
         </w:tc>
         <w:tc>
-          <w:tcPr/>
           <w:p>
             <w:pPr>
               <w:pStyle w:val="Compact"/>
@@ -4775,22 +4401,21 @@
         </w:tc>
       </w:tr>
     </w:tbl>
-    <w:bookmarkEnd w:id="29"/>
-    <w:bookmarkStart w:id="30" w:name="routine-operations-calendar"/>
     <w:p>
       <w:pPr>
         <w:pStyle w:val="Heading1"/>
       </w:pPr>
+      <w:bookmarkStart w:id="30" w:name="routine-operations-calendar"/>
       <w:r>
         <w:t xml:space="preserve">7. Routine operations calendar</w:t>
       </w:r>
+      <w:bookmarkEnd w:id="30"/>
     </w:p>
     <w:tbl>
       <w:tblPr>
         <w:tblStyle w:val="Table"/>
-        <w:tblW w:type="pct" w:w="5000"/>
-        <w:tblLook w:firstRow="1" w:lastRow="0" w:firstColumn="0" w:lastColumn="0" w:noHBand="0" w:noVBand="0" w:val="0020"/>
-        <w:jc w:val="start"/>
+        <w:tblW w:type="pct" w:w="5000.0"/>
+        <w:tblLook w:firstRow="1"/>
       </w:tblPr>
       <w:tblGrid>
         <w:gridCol w:w="1281"/>
@@ -4799,12 +4424,14 @@
       </w:tblGrid>
       <w:tr>
         <w:trPr>
-          <w:tblHeader w:val="true"/>
-          <w:tblHeader w:val="true"/>
+          <w:cnfStyle w:firstRow="1"/>
         </w:trPr>
         <w:tc>
           <w:tcPr>
-            <w:shd w:val="clear" w:color="auto" w:fill="1E60AE"/>
+            <w:tcBorders>
+              <w:bottom w:val="single"/>
+            </w:tcBorders>
+            <w:vAlign w:val="bottom"/>
           </w:tcPr>
           <w:p>
             <w:pPr>
@@ -4812,17 +4439,16 @@
               <w:jc w:val="left"/>
             </w:pPr>
             <w:r>
-              <w:rPr>
-                <w:b/>
-                <w:color w:val="FFFFFF"/>
-              </w:rPr>
               <w:t xml:space="preserve">Frequency</w:t>
             </w:r>
           </w:p>
         </w:tc>
         <w:tc>
           <w:tcPr>
-            <w:shd w:val="clear" w:color="auto" w:fill="1E60AE"/>
+            <w:tcBorders>
+              <w:bottom w:val="single"/>
+            </w:tcBorders>
+            <w:vAlign w:val="bottom"/>
           </w:tcPr>
           <w:p>
             <w:pPr>
@@ -4830,17 +4456,16 @@
               <w:jc w:val="left"/>
             </w:pPr>
             <w:r>
-              <w:rPr>
-                <w:b/>
-                <w:color w:val="FFFFFF"/>
-              </w:rPr>
               <w:t xml:space="preserve">Task</w:t>
             </w:r>
           </w:p>
         </w:tc>
         <w:tc>
           <w:tcPr>
-            <w:shd w:val="clear" w:color="auto" w:fill="1E60AE"/>
+            <w:tcBorders>
+              <w:bottom w:val="single"/>
+            </w:tcBorders>
+            <w:vAlign w:val="bottom"/>
           </w:tcPr>
           <w:p>
             <w:pPr>
@@ -4848,10 +4473,6 @@
               <w:jc w:val="left"/>
             </w:pPr>
             <w:r>
-              <w:rPr>
-                <w:b/>
-                <w:color w:val="FFFFFF"/>
-              </w:rPr>
               <w:t xml:space="preserve">Owner</w:t>
             </w:r>
           </w:p>
@@ -4859,7 +4480,6 @@
       </w:tr>
       <w:tr>
         <w:tc>
-          <w:tcPr/>
           <w:p>
             <w:pPr>
               <w:pStyle w:val="Compact"/>
@@ -4871,7 +4491,6 @@
           </w:p>
         </w:tc>
         <w:tc>
-          <w:tcPr/>
           <w:p>
             <w:pPr>
               <w:pStyle w:val="Compact"/>
@@ -4883,7 +4502,6 @@
           </w:p>
         </w:tc>
         <w:tc>
-          <w:tcPr/>
           <w:p>
             <w:pPr>
               <w:pStyle w:val="Compact"/>
@@ -4897,7 +4515,6 @@
       </w:tr>
       <w:tr>
         <w:tc>
-          <w:tcPr/>
           <w:p>
             <w:pPr>
               <w:pStyle w:val="Compact"/>
@@ -4909,7 +4526,6 @@
           </w:p>
         </w:tc>
         <w:tc>
-          <w:tcPr/>
           <w:p>
             <w:pPr>
               <w:pStyle w:val="Compact"/>
@@ -4921,7 +4537,6 @@
           </w:p>
         </w:tc>
         <w:tc>
-          <w:tcPr/>
           <w:p>
             <w:pPr>
               <w:pStyle w:val="Compact"/>
@@ -4935,7 +4550,6 @@
       </w:tr>
       <w:tr>
         <w:tc>
-          <w:tcPr/>
           <w:p>
             <w:pPr>
               <w:pStyle w:val="Compact"/>
@@ -4947,7 +4561,6 @@
           </w:p>
         </w:tc>
         <w:tc>
-          <w:tcPr/>
           <w:p>
             <w:pPr>
               <w:pStyle w:val="Compact"/>
@@ -4959,7 +4572,6 @@
           </w:p>
         </w:tc>
         <w:tc>
-          <w:tcPr/>
           <w:p>
             <w:pPr>
               <w:pStyle w:val="Compact"/>
@@ -4973,7 +4585,6 @@
       </w:tr>
       <w:tr>
         <w:tc>
-          <w:tcPr/>
           <w:p>
             <w:pPr>
               <w:pStyle w:val="Compact"/>
@@ -4985,7 +4596,6 @@
           </w:p>
         </w:tc>
         <w:tc>
-          <w:tcPr/>
           <w:p>
             <w:pPr>
               <w:pStyle w:val="Compact"/>
@@ -5021,7 +4631,6 @@
           </w:p>
         </w:tc>
         <w:tc>
-          <w:tcPr/>
           <w:p>
             <w:pPr>
               <w:pStyle w:val="Compact"/>
@@ -5035,7 +4644,6 @@
       </w:tr>
       <w:tr>
         <w:tc>
-          <w:tcPr/>
           <w:p>
             <w:pPr>
               <w:pStyle w:val="Compact"/>
@@ -5047,7 +4655,6 @@
           </w:p>
         </w:tc>
         <w:tc>
-          <w:tcPr/>
           <w:p>
             <w:pPr>
               <w:pStyle w:val="Compact"/>
@@ -5059,7 +4666,6 @@
           </w:p>
         </w:tc>
         <w:tc>
-          <w:tcPr/>
           <w:p>
             <w:pPr>
               <w:pStyle w:val="Compact"/>
@@ -5072,22 +4678,21 @@
         </w:tc>
       </w:tr>
     </w:tbl>
-    <w:bookmarkEnd w:id="30"/>
-    <w:bookmarkStart w:id="31" w:name="X6f53d56edaacb75113053ef4ffeacbed3d2ec77"/>
     <w:p>
       <w:pPr>
         <w:pStyle w:val="Heading1"/>
       </w:pPr>
+      <w:bookmarkStart w:id="31" w:name="X6f53d56edaacb75113053ef4ffeacbed3d2ec77"/>
       <w:r>
         <w:t xml:space="preserve">8. Business continuity and disaster recovery</w:t>
       </w:r>
+      <w:bookmarkEnd w:id="31"/>
     </w:p>
     <w:tbl>
       <w:tblPr>
         <w:tblStyle w:val="Table"/>
-        <w:tblW w:type="pct" w:w="5000"/>
-        <w:tblLook w:firstRow="1" w:lastRow="0" w:firstColumn="0" w:lastColumn="0" w:noHBand="0" w:noVBand="0" w:val="0020"/>
-        <w:jc w:val="start"/>
+        <w:tblW w:type="pct" w:w="5000.0"/>
+        <w:tblLook w:firstRow="1"/>
       </w:tblPr>
       <w:tblGrid>
         <w:gridCol w:w="2678"/>
@@ -5095,12 +4700,14 @@
       </w:tblGrid>
       <w:tr>
         <w:trPr>
-          <w:tblHeader w:val="true"/>
-          <w:tblHeader w:val="true"/>
+          <w:cnfStyle w:firstRow="1"/>
         </w:trPr>
         <w:tc>
           <w:tcPr>
-            <w:shd w:val="clear" w:color="auto" w:fill="1E60AE"/>
+            <w:tcBorders>
+              <w:bottom w:val="single"/>
+            </w:tcBorders>
+            <w:vAlign w:val="bottom"/>
           </w:tcPr>
           <w:p>
             <w:pPr>
@@ -5108,17 +4715,16 @@
               <w:jc w:val="left"/>
             </w:pPr>
             <w:r>
-              <w:rPr>
-                <w:b/>
-                <w:color w:val="FFFFFF"/>
-              </w:rPr>
               <w:t xml:space="preserve">Scenario</w:t>
             </w:r>
           </w:p>
         </w:tc>
         <w:tc>
           <w:tcPr>
-            <w:shd w:val="clear" w:color="auto" w:fill="1E60AE"/>
+            <w:tcBorders>
+              <w:bottom w:val="single"/>
+            </w:tcBorders>
+            <w:vAlign w:val="bottom"/>
           </w:tcPr>
           <w:p>
             <w:pPr>
@@ -5126,10 +4732,6 @@
               <w:jc w:val="left"/>
             </w:pPr>
             <w:r>
-              <w:rPr>
-                <w:b/>
-                <w:color w:val="FFFFFF"/>
-              </w:rPr>
               <w:t xml:space="preserve">Response</w:t>
             </w:r>
           </w:p>
@@ -5137,7 +4739,6 @@
       </w:tr>
       <w:tr>
         <w:tc>
-          <w:tcPr/>
           <w:p>
             <w:pPr>
               <w:pStyle w:val="Compact"/>
@@ -5149,7 +4750,6 @@
           </w:p>
         </w:tc>
         <w:tc>
-          <w:tcPr/>
           <w:p>
             <w:pPr>
               <w:pStyle w:val="Compact"/>
@@ -5163,7 +4763,6 @@
       </w:tr>
       <w:tr>
         <w:tc>
-          <w:tcPr/>
           <w:p>
             <w:pPr>
               <w:pStyle w:val="Compact"/>
@@ -5175,7 +4774,6 @@
           </w:p>
         </w:tc>
         <w:tc>
-          <w:tcPr/>
           <w:p>
             <w:pPr>
               <w:pStyle w:val="Compact"/>
@@ -5189,7 +4787,6 @@
       </w:tr>
       <w:tr>
         <w:tc>
-          <w:tcPr/>
           <w:p>
             <w:pPr>
               <w:pStyle w:val="Compact"/>
@@ -5201,7 +4798,6 @@
           </w:p>
         </w:tc>
         <w:tc>
-          <w:tcPr/>
           <w:p>
             <w:pPr>
               <w:pStyle w:val="Compact"/>
@@ -5242,7 +4838,6 @@
       </w:tr>
       <w:tr>
         <w:tc>
-          <w:tcPr/>
           <w:p>
             <w:pPr>
               <w:pStyle w:val="Compact"/>
@@ -5254,7 +4849,6 @@
           </w:p>
         </w:tc>
         <w:tc>
-          <w:tcPr/>
           <w:p>
             <w:pPr>
               <w:pStyle w:val="Compact"/>
@@ -5268,7 +4862,6 @@
       </w:tr>
       <w:tr>
         <w:tc>
-          <w:tcPr/>
           <w:p>
             <w:pPr>
               <w:pStyle w:val="Compact"/>
@@ -5280,7 +4873,6 @@
           </w:p>
         </w:tc>
         <w:tc>
-          <w:tcPr/>
           <w:p>
             <w:pPr>
               <w:pStyle w:val="Compact"/>
@@ -5305,7 +4897,6 @@
       </w:r>
       <w:r>
         <w:rPr>
-          <w:bCs/>
           <w:b/>
         </w:rPr>
         <w:t xml:space="preserve">GPHA to decide</w:t>
@@ -5317,24 +4908,25 @@
         <w:t xml:space="preserve">(D9). With daily backups the default RPO is up to 24 hours.</w:t>
       </w:r>
     </w:p>
-    <w:bookmarkEnd w:id="31"/>
-    <w:bookmarkStart w:id="35" w:name="user-acceptance-testing-uat-and-go-live"/>
     <w:p>
       <w:pPr>
         <w:pStyle w:val="Heading1"/>
       </w:pPr>
+      <w:bookmarkStart w:id="32" w:name="user-acceptance-testing-uat-and-go-live"/>
       <w:r>
         <w:t xml:space="preserve">9. User acceptance testing (UAT) and go-live</w:t>
       </w:r>
+      <w:bookmarkEnd w:id="32"/>
     </w:p>
-    <w:bookmarkStart w:id="32" w:name="uat-approach"/>
     <w:p>
       <w:pPr>
         <w:pStyle w:val="Heading2"/>
       </w:pPr>
+      <w:bookmarkStart w:id="33" w:name="uat-approach"/>
       <w:r>
         <w:t xml:space="preserve">9.1 UAT approach</w:t>
       </w:r>
+      <w:bookmarkEnd w:id="33"/>
     </w:p>
     <w:p>
       <w:pPr>
@@ -5372,35 +4964,33 @@
         <w:t xml:space="preserve">Log every issue with its severity. Critical and High issues must be fixed before go-live.</w:t>
       </w:r>
     </w:p>
-    <w:bookmarkEnd w:id="32"/>
-    <w:bookmarkStart w:id="33" w:name="uat-sign-off-form-template"/>
     <w:p>
       <w:pPr>
         <w:pStyle w:val="Heading2"/>
       </w:pPr>
+      <w:bookmarkStart w:id="34" w:name="uat-sign-off-form-template"/>
       <w:r>
         <w:t xml:space="preserve">9.2 UAT sign-off form (template)</w:t>
       </w:r>
+      <w:bookmarkEnd w:id="34"/>
     </w:p>
     <w:tbl>
       <w:tblPr>
         <w:tblStyle w:val="Table"/>
-        <w:tblW w:type="pct" w:w="5000"/>
-        <w:tblLook w:firstRow="1" w:lastRow="0" w:firstColumn="0" w:lastColumn="0" w:noHBand="0" w:noVBand="0" w:val="0020"/>
-        <w:jc w:val="start"/>
+        <w:tblW w:type="pct" w:w="0.0"/>
+        <w:tblLook w:firstRow="1"/>
       </w:tblPr>
-      <w:tblGrid>
-        <w:gridCol w:w="4127"/>
-        <w:gridCol w:w="3792"/>
-      </w:tblGrid>
+      <w:tblGrid/>
       <w:tr>
         <w:trPr>
-          <w:tblHeader w:val="true"/>
-          <w:tblHeader w:val="true"/>
+          <w:cnfStyle w:firstRow="1"/>
         </w:trPr>
         <w:tc>
           <w:tcPr>
-            <w:shd w:val="clear" w:color="auto" w:fill="1E60AE"/>
+            <w:tcBorders>
+              <w:bottom w:val="single"/>
+            </w:tcBorders>
+            <w:vAlign w:val="bottom"/>
           </w:tcPr>
           <w:p>
             <w:pPr>
@@ -5408,17 +4998,16 @@
               <w:jc w:val="left"/>
             </w:pPr>
             <w:r>
-              <w:rPr>
-                <w:b/>
-                <w:color w:val="FFFFFF"/>
-              </w:rPr>
               <w:t xml:space="preserve">Field</w:t>
             </w:r>
           </w:p>
         </w:tc>
         <w:tc>
           <w:tcPr>
-            <w:shd w:val="clear" w:color="auto" w:fill="1E60AE"/>
+            <w:tcBorders>
+              <w:bottom w:val="single"/>
+            </w:tcBorders>
+            <w:vAlign w:val="bottom"/>
           </w:tcPr>
           <w:p>
             <w:pPr>
@@ -5426,10 +5015,6 @@
               <w:jc w:val="left"/>
             </w:pPr>
             <w:r>
-              <w:rPr>
-                <w:b/>
-                <w:color w:val="FFFFFF"/>
-              </w:rPr>
               <w:t xml:space="preserve">Entry</w:t>
             </w:r>
           </w:p>
@@ -5437,7 +5022,6 @@
       </w:tr>
       <w:tr>
         <w:tc>
-          <w:tcPr/>
           <w:p>
             <w:pPr>
               <w:pStyle w:val="Compact"/>
@@ -5449,17 +5033,11 @@
           </w:p>
         </w:tc>
         <w:tc>
-          <w:tcPr/>
-          <w:p>
-            <w:pPr>
-              <w:pStyle w:val="Compact"/>
-            </w:pPr>
-          </w:p>
-        </w:tc>
-      </w:tr>
-      <w:tr>
-        <w:tc>
-          <w:tcPr/>
+          <w:p/>
+        </w:tc>
+      </w:tr>
+      <w:tr>
+        <w:tc>
           <w:p>
             <w:pPr>
               <w:pStyle w:val="Compact"/>
@@ -5471,17 +5049,11 @@
           </w:p>
         </w:tc>
         <w:tc>
-          <w:tcPr/>
-          <w:p>
-            <w:pPr>
-              <w:pStyle w:val="Compact"/>
-            </w:pPr>
-          </w:p>
-        </w:tc>
-      </w:tr>
-      <w:tr>
-        <w:tc>
-          <w:tcPr/>
+          <w:p/>
+        </w:tc>
+      </w:tr>
+      <w:tr>
+        <w:tc>
           <w:p>
             <w:pPr>
               <w:pStyle w:val="Compact"/>
@@ -5493,7 +5065,6 @@
           </w:p>
         </w:tc>
         <w:tc>
-          <w:tcPr/>
           <w:p>
             <w:pPr>
               <w:pStyle w:val="Compact"/>
@@ -5507,7 +5078,6 @@
       </w:tr>
       <w:tr>
         <w:tc>
-          <w:tcPr/>
           <w:p>
             <w:pPr>
               <w:pStyle w:val="Compact"/>
@@ -5519,7 +5089,6 @@
           </w:p>
         </w:tc>
         <w:tc>
-          <w:tcPr/>
           <w:p>
             <w:pPr>
               <w:pStyle w:val="Compact"/>
@@ -5533,7 +5102,6 @@
       </w:tr>
       <w:tr>
         <w:tc>
-          <w:tcPr/>
           <w:p>
             <w:pPr>
               <w:pStyle w:val="Compact"/>
@@ -5545,17 +5113,11 @@
           </w:p>
         </w:tc>
         <w:tc>
-          <w:tcPr/>
-          <w:p>
-            <w:pPr>
-              <w:pStyle w:val="Compact"/>
-            </w:pPr>
-          </w:p>
-        </w:tc>
-      </w:tr>
-      <w:tr>
-        <w:tc>
-          <w:tcPr/>
+          <w:p/>
+        </w:tc>
+      </w:tr>
+      <w:tr>
+        <w:tc>
           <w:p>
             <w:pPr>
               <w:pStyle w:val="Compact"/>
@@ -5567,31 +5129,25 @@
           </w:p>
         </w:tc>
         <w:tc>
-          <w:tcPr/>
-          <w:p>
-            <w:pPr>
-              <w:pStyle w:val="Compact"/>
-            </w:pPr>
-          </w:p>
+          <w:p/>
         </w:tc>
       </w:tr>
     </w:tbl>
-    <w:bookmarkEnd w:id="33"/>
-    <w:bookmarkStart w:id="34" w:name="go-live-checklist"/>
     <w:p>
       <w:pPr>
         <w:pStyle w:val="Heading2"/>
       </w:pPr>
+      <w:bookmarkStart w:id="35" w:name="go-live-checklist"/>
       <w:r>
         <w:t xml:space="preserve">9.3 Go-live checklist</w:t>
       </w:r>
+      <w:bookmarkEnd w:id="35"/>
     </w:p>
     <w:tbl>
       <w:tblPr>
         <w:tblStyle w:val="Table"/>
-        <w:tblW w:type="pct" w:w="5000"/>
-        <w:tblLook w:firstRow="1" w:lastRow="0" w:firstColumn="0" w:lastColumn="0" w:noHBand="0" w:noVBand="0" w:val="0020"/>
-        <w:jc w:val="start"/>
+        <w:tblW w:type="pct" w:w="5000.0"/>
+        <w:tblLook w:firstRow="1"/>
       </w:tblPr>
       <w:tblGrid>
         <w:gridCol w:w="1300"/>
@@ -5600,12 +5156,14 @@
       </w:tblGrid>
       <w:tr>
         <w:trPr>
-          <w:tblHeader w:val="true"/>
-          <w:tblHeader w:val="true"/>
+          <w:cnfStyle w:firstRow="1"/>
         </w:trPr>
         <w:tc>
           <w:tcPr>
-            <w:shd w:val="clear" w:color="auto" w:fill="1E60AE"/>
+            <w:tcBorders>
+              <w:bottom w:val="single"/>
+            </w:tcBorders>
+            <w:vAlign w:val="bottom"/>
           </w:tcPr>
           <w:p>
             <w:pPr>
@@ -5613,17 +5171,16 @@
               <w:jc w:val="left"/>
             </w:pPr>
             <w:r>
-              <w:rPr>
-                <w:b/>
-                <w:color w:val="FFFFFF"/>
-              </w:rPr>
               <w:t xml:space="preserve">#</w:t>
             </w:r>
           </w:p>
         </w:tc>
         <w:tc>
           <w:tcPr>
-            <w:shd w:val="clear" w:color="auto" w:fill="1E60AE"/>
+            <w:tcBorders>
+              <w:bottom w:val="single"/>
+            </w:tcBorders>
+            <w:vAlign w:val="bottom"/>
           </w:tcPr>
           <w:p>
             <w:pPr>
@@ -5631,17 +5188,16 @@
               <w:jc w:val="left"/>
             </w:pPr>
             <w:r>
-              <w:rPr>
-                <w:b/>
-                <w:color w:val="FFFFFF"/>
-              </w:rPr>
               <w:t xml:space="preserve">Item</w:t>
             </w:r>
           </w:p>
         </w:tc>
         <w:tc>
           <w:tcPr>
-            <w:shd w:val="clear" w:color="auto" w:fill="1E60AE"/>
+            <w:tcBorders>
+              <w:bottom w:val="single"/>
+            </w:tcBorders>
+            <w:vAlign w:val="bottom"/>
           </w:tcPr>
           <w:p>
             <w:pPr>
@@ -5649,10 +5205,6 @@
               <w:jc w:val="left"/>
             </w:pPr>
             <w:r>
-              <w:rPr>
-                <w:b/>
-                <w:color w:val="FFFFFF"/>
-              </w:rPr>
               <w:t xml:space="preserve">Done</w:t>
             </w:r>
           </w:p>
@@ -5660,7 +5212,6 @@
       </w:tr>
       <w:tr>
         <w:tc>
-          <w:tcPr/>
           <w:p>
             <w:pPr>
               <w:pStyle w:val="Compact"/>
@@ -5672,7 +5223,6 @@
           </w:p>
         </w:tc>
         <w:tc>
-          <w:tcPr/>
           <w:p>
             <w:pPr>
               <w:pStyle w:val="Compact"/>
@@ -5684,7 +5234,6 @@
           </w:p>
         </w:tc>
         <w:tc>
-          <w:tcPr/>
           <w:p>
             <w:pPr>
               <w:pStyle w:val="Compact"/>
@@ -5698,7 +5247,6 @@
       </w:tr>
       <w:tr>
         <w:tc>
-          <w:tcPr/>
           <w:p>
             <w:pPr>
               <w:pStyle w:val="Compact"/>
@@ -5710,7 +5258,6 @@
           </w:p>
         </w:tc>
         <w:tc>
-          <w:tcPr/>
           <w:p>
             <w:pPr>
               <w:pStyle w:val="Compact"/>
@@ -5722,7 +5269,6 @@
           </w:p>
         </w:tc>
         <w:tc>
-          <w:tcPr/>
           <w:p>
             <w:pPr>
               <w:pStyle w:val="Compact"/>
@@ -5736,7 +5282,6 @@
       </w:tr>
       <w:tr>
         <w:tc>
-          <w:tcPr/>
           <w:p>
             <w:pPr>
               <w:pStyle w:val="Compact"/>
@@ -5748,7 +5293,6 @@
           </w:p>
         </w:tc>
         <w:tc>
-          <w:tcPr/>
           <w:p>
             <w:pPr>
               <w:pStyle w:val="Compact"/>
@@ -5772,7 +5316,6 @@
           </w:p>
         </w:tc>
         <w:tc>
-          <w:tcPr/>
           <w:p>
             <w:pPr>
               <w:pStyle w:val="Compact"/>
@@ -5786,7 +5329,6 @@
       </w:tr>
       <w:tr>
         <w:tc>
-          <w:tcPr/>
           <w:p>
             <w:pPr>
               <w:pStyle w:val="Compact"/>
@@ -5798,7 +5340,6 @@
           </w:p>
         </w:tc>
         <w:tc>
-          <w:tcPr/>
           <w:p>
             <w:pPr>
               <w:pStyle w:val="Compact"/>
@@ -5825,7 +5366,6 @@
           </w:p>
         </w:tc>
         <w:tc>
-          <w:tcPr/>
           <w:p>
             <w:pPr>
               <w:pStyle w:val="Compact"/>
@@ -5839,7 +5379,6 @@
       </w:tr>
       <w:tr>
         <w:tc>
-          <w:tcPr/>
           <w:p>
             <w:pPr>
               <w:pStyle w:val="Compact"/>
@@ -5851,7 +5390,6 @@
           </w:p>
         </w:tc>
         <w:tc>
-          <w:tcPr/>
           <w:p>
             <w:pPr>
               <w:pStyle w:val="Compact"/>
@@ -5863,7 +5401,6 @@
           </w:p>
         </w:tc>
         <w:tc>
-          <w:tcPr/>
           <w:p>
             <w:pPr>
               <w:pStyle w:val="Compact"/>
@@ -5877,7 +5414,6 @@
       </w:tr>
       <w:tr>
         <w:tc>
-          <w:tcPr/>
           <w:p>
             <w:pPr>
               <w:pStyle w:val="Compact"/>
@@ -5889,7 +5425,6 @@
           </w:p>
         </w:tc>
         <w:tc>
-          <w:tcPr/>
           <w:p>
             <w:pPr>
               <w:pStyle w:val="Compact"/>
@@ -5901,7 +5436,6 @@
           </w:p>
         </w:tc>
         <w:tc>
-          <w:tcPr/>
           <w:p>
             <w:pPr>
               <w:pStyle w:val="Compact"/>
@@ -5915,7 +5449,6 @@
       </w:tr>
       <w:tr>
         <w:tc>
-          <w:tcPr/>
           <w:p>
             <w:pPr>
               <w:pStyle w:val="Compact"/>
@@ -5927,7 +5460,6 @@
           </w:p>
         </w:tc>
         <w:tc>
-          <w:tcPr/>
           <w:p>
             <w:pPr>
               <w:pStyle w:val="Compact"/>
@@ -5939,7 +5471,6 @@
           </w:p>
         </w:tc>
         <w:tc>
-          <w:tcPr/>
           <w:p>
             <w:pPr>
               <w:pStyle w:val="Compact"/>
@@ -5953,7 +5484,6 @@
       </w:tr>
       <w:tr>
         <w:tc>
-          <w:tcPr/>
           <w:p>
             <w:pPr>
               <w:pStyle w:val="Compact"/>
@@ -5965,7 +5495,6 @@
           </w:p>
         </w:tc>
         <w:tc>
-          <w:tcPr/>
           <w:p>
             <w:pPr>
               <w:pStyle w:val="Compact"/>
@@ -5977,7 +5506,6 @@
           </w:p>
         </w:tc>
         <w:tc>
-          <w:tcPr/>
           <w:p>
             <w:pPr>
               <w:pStyle w:val="Compact"/>
@@ -5991,7 +5519,6 @@
       </w:tr>
       <w:tr>
         <w:tc>
-          <w:tcPr/>
           <w:p>
             <w:pPr>
               <w:pStyle w:val="Compact"/>
@@ -6003,7 +5530,6 @@
           </w:p>
         </w:tc>
         <w:tc>
-          <w:tcPr/>
           <w:p>
             <w:pPr>
               <w:pStyle w:val="Compact"/>
@@ -6015,7 +5541,6 @@
           </w:p>
         </w:tc>
         <w:tc>
-          <w:tcPr/>
           <w:p>
             <w:pPr>
               <w:pStyle w:val="Compact"/>
@@ -6029,7 +5554,6 @@
       </w:tr>
       <w:tr>
         <w:tc>
-          <w:tcPr/>
           <w:p>
             <w:pPr>
               <w:pStyle w:val="Compact"/>
@@ -6041,7 +5565,6 @@
           </w:p>
         </w:tc>
         <w:tc>
-          <w:tcPr/>
           <w:p>
             <w:pPr>
               <w:pStyle w:val="Compact"/>
@@ -6053,7 +5576,6 @@
           </w:p>
         </w:tc>
         <w:tc>
-          <w:tcPr/>
           <w:p>
             <w:pPr>
               <w:pStyle w:val="Compact"/>
@@ -6067,7 +5589,6 @@
       </w:tr>
       <w:tr>
         <w:tc>
-          <w:tcPr/>
           <w:p>
             <w:pPr>
               <w:pStyle w:val="Compact"/>
@@ -6079,7 +5600,6 @@
           </w:p>
         </w:tc>
         <w:tc>
-          <w:tcPr/>
           <w:p>
             <w:pPr>
               <w:pStyle w:val="Compact"/>
@@ -6091,7 +5611,6 @@
           </w:p>
         </w:tc>
         <w:tc>
-          <w:tcPr/>
           <w:p>
             <w:pPr>
               <w:pStyle w:val="Compact"/>
@@ -6105,7 +5624,6 @@
       </w:tr>
       <w:tr>
         <w:tc>
-          <w:tcPr/>
           <w:p>
             <w:pPr>
               <w:pStyle w:val="Compact"/>
@@ -6117,7 +5635,6 @@
           </w:p>
         </w:tc>
         <w:tc>
-          <w:tcPr/>
           <w:p>
             <w:pPr>
               <w:pStyle w:val="Compact"/>
@@ -6129,7 +5646,6 @@
           </w:p>
         </w:tc>
         <w:tc>
-          <w:tcPr/>
           <w:p>
             <w:pPr>
               <w:pStyle w:val="Compact"/>
@@ -6143,7 +5659,6 @@
       </w:tr>
       <w:tr>
         <w:tc>
-          <w:tcPr/>
           <w:p>
             <w:pPr>
               <w:pStyle w:val="Compact"/>
@@ -6155,7 +5670,6 @@
           </w:p>
         </w:tc>
         <w:tc>
-          <w:tcPr/>
           <w:p>
             <w:pPr>
               <w:pStyle w:val="Compact"/>
@@ -6167,7 +5681,6 @@
           </w:p>
         </w:tc>
         <w:tc>
-          <w:tcPr/>
           <w:p>
             <w:pPr>
               <w:pStyle w:val="Compact"/>
@@ -6180,23 +5693,21 @@
         </w:tc>
       </w:tr>
     </w:tbl>
-    <w:bookmarkEnd w:id="34"/>
-    <w:bookmarkEnd w:id="35"/>
-    <w:bookmarkStart w:id="36" w:name="documentation-set"/>
     <w:p>
       <w:pPr>
         <w:pStyle w:val="Heading1"/>
       </w:pPr>
+      <w:bookmarkStart w:id="36" w:name="documentation-set"/>
       <w:r>
         <w:t xml:space="preserve">10. Documentation set</w:t>
       </w:r>
+      <w:bookmarkEnd w:id="36"/>
     </w:p>
     <w:tbl>
       <w:tblPr>
         <w:tblStyle w:val="Table"/>
-        <w:tblW w:type="pct" w:w="5000"/>
-        <w:tblLook w:firstRow="1" w:lastRow="0" w:firstColumn="0" w:lastColumn="0" w:noHBand="0" w:noVBand="0" w:val="0020"/>
-        <w:jc w:val="start"/>
+        <w:tblW w:type="pct" w:w="5000.0"/>
+        <w:tblLook w:firstRow="1"/>
       </w:tblPr>
       <w:tblGrid>
         <w:gridCol w:w="720"/>
@@ -6208,12 +5719,14 @@
       </w:tblGrid>
       <w:tr>
         <w:trPr>
-          <w:tblHeader w:val="true"/>
-          <w:tblHeader w:val="true"/>
+          <w:cnfStyle w:firstRow="1"/>
         </w:trPr>
         <w:tc>
           <w:tcPr>
-            <w:shd w:val="clear" w:color="auto" w:fill="1E60AE"/>
+            <w:tcBorders>
+              <w:bottom w:val="single"/>
+            </w:tcBorders>
+            <w:vAlign w:val="bottom"/>
           </w:tcPr>
           <w:p>
             <w:pPr>
@@ -6221,17 +5734,16 @@
               <w:jc w:val="left"/>
             </w:pPr>
             <w:r>
-              <w:rPr>
-                <w:b/>
-                <w:color w:val="FFFFFF"/>
-              </w:rPr>
               <w:t xml:space="preserve">No.</w:t>
             </w:r>
           </w:p>
         </w:tc>
         <w:tc>
           <w:tcPr>
-            <w:shd w:val="clear" w:color="auto" w:fill="1E60AE"/>
+            <w:tcBorders>
+              <w:bottom w:val="single"/>
+            </w:tcBorders>
+            <w:vAlign w:val="bottom"/>
           </w:tcPr>
           <w:p>
             <w:pPr>
@@ -6239,17 +5751,16 @@
               <w:jc w:val="left"/>
             </w:pPr>
             <w:r>
-              <w:rPr>
-                <w:b/>
-                <w:color w:val="FFFFFF"/>
-              </w:rPr>
               <w:t xml:space="preserve">Document</w:t>
             </w:r>
           </w:p>
         </w:tc>
         <w:tc>
           <w:tcPr>
-            <w:shd w:val="clear" w:color="auto" w:fill="1E60AE"/>
+            <w:tcBorders>
+              <w:bottom w:val="single"/>
+            </w:tcBorders>
+            <w:vAlign w:val="bottom"/>
           </w:tcPr>
           <w:p>
             <w:pPr>
@@ -6257,17 +5768,16 @@
               <w:jc w:val="left"/>
             </w:pPr>
             <w:r>
-              <w:rPr>
-                <w:b/>
-                <w:color w:val="FFFFFF"/>
-              </w:rPr>
               <w:t xml:space="preserve">Format</w:t>
             </w:r>
           </w:p>
         </w:tc>
         <w:tc>
           <w:tcPr>
-            <w:shd w:val="clear" w:color="auto" w:fill="1E60AE"/>
+            <w:tcBorders>
+              <w:bottom w:val="single"/>
+            </w:tcBorders>
+            <w:vAlign w:val="bottom"/>
           </w:tcPr>
           <w:p>
             <w:pPr>
@@ -6275,17 +5785,16 @@
               <w:jc w:val="left"/>
             </w:pPr>
             <w:r>
-              <w:rPr>
-                <w:b/>
-                <w:color w:val="FFFFFF"/>
-              </w:rPr>
               <w:t xml:space="preserve">Audience</w:t>
             </w:r>
           </w:p>
         </w:tc>
         <w:tc>
           <w:tcPr>
-            <w:shd w:val="clear" w:color="auto" w:fill="1E60AE"/>
+            <w:tcBorders>
+              <w:bottom w:val="single"/>
+            </w:tcBorders>
+            <w:vAlign w:val="bottom"/>
           </w:tcPr>
           <w:p>
             <w:pPr>
@@ -6293,17 +5802,16 @@
               <w:jc w:val="left"/>
             </w:pPr>
             <w:r>
-              <w:rPr>
-                <w:b/>
-                <w:color w:val="FFFFFF"/>
-              </w:rPr>
               <w:t xml:space="preserve">Owner</w:t>
             </w:r>
           </w:p>
         </w:tc>
         <w:tc>
           <w:tcPr>
-            <w:shd w:val="clear" w:color="auto" w:fill="1E60AE"/>
+            <w:tcBorders>
+              <w:bottom w:val="single"/>
+            </w:tcBorders>
+            <w:vAlign w:val="bottom"/>
           </w:tcPr>
           <w:p>
             <w:pPr>
@@ -6311,10 +5819,6 @@
               <w:jc w:val="left"/>
             </w:pPr>
             <w:r>
-              <w:rPr>
-                <w:b/>
-                <w:color w:val="FFFFFF"/>
-              </w:rPr>
               <w:t xml:space="preserve">Review</w:t>
             </w:r>
           </w:p>
@@ -6322,7 +5826,6 @@
       </w:tr>
       <w:tr>
         <w:tc>
-          <w:tcPr/>
           <w:p>
             <w:pPr>
               <w:pStyle w:val="Compact"/>
@@ -6334,7 +5837,6 @@
           </w:p>
         </w:tc>
         <w:tc>
-          <w:tcPr/>
           <w:p>
             <w:pPr>
               <w:pStyle w:val="Compact"/>
@@ -6346,7 +5848,6 @@
           </w:p>
         </w:tc>
         <w:tc>
-          <w:tcPr/>
           <w:p>
             <w:pPr>
               <w:pStyle w:val="Compact"/>
@@ -6358,7 +5859,6 @@
           </w:p>
         </w:tc>
         <w:tc>
-          <w:tcPr/>
           <w:p>
             <w:pPr>
               <w:pStyle w:val="Compact"/>
@@ -6370,7 +5870,6 @@
           </w:p>
         </w:tc>
         <w:tc>
-          <w:tcPr/>
           <w:p>
             <w:pPr>
               <w:pStyle w:val="Compact"/>
@@ -6382,7 +5881,6 @@
           </w:p>
         </w:tc>
         <w:tc>
-          <w:tcPr/>
           <w:p>
             <w:pPr>
               <w:pStyle w:val="Compact"/>
@@ -6396,7 +5894,6 @@
       </w:tr>
       <w:tr>
         <w:tc>
-          <w:tcPr/>
           <w:p>
             <w:pPr>
               <w:pStyle w:val="Compact"/>
@@ -6408,7 +5905,6 @@
           </w:p>
         </w:tc>
         <w:tc>
-          <w:tcPr/>
           <w:p>
             <w:pPr>
               <w:pStyle w:val="Compact"/>
@@ -6420,7 +5916,6 @@
           </w:p>
         </w:tc>
         <w:tc>
-          <w:tcPr/>
           <w:p>
             <w:pPr>
               <w:pStyle w:val="Compact"/>
@@ -6432,7 +5927,6 @@
           </w:p>
         </w:tc>
         <w:tc>
-          <w:tcPr/>
           <w:p>
             <w:pPr>
               <w:pStyle w:val="Compact"/>
@@ -6444,7 +5938,6 @@
           </w:p>
         </w:tc>
         <w:tc>
-          <w:tcPr/>
           <w:p>
             <w:pPr>
               <w:pStyle w:val="Compact"/>
@@ -6456,7 +5949,6 @@
           </w:p>
         </w:tc>
         <w:tc>
-          <w:tcPr/>
           <w:p>
             <w:pPr>
               <w:pStyle w:val="Compact"/>
@@ -6470,7 +5962,6 @@
       </w:tr>
       <w:tr>
         <w:tc>
-          <w:tcPr/>
           <w:p>
             <w:pPr>
               <w:pStyle w:val="Compact"/>
@@ -6482,7 +5973,6 @@
           </w:p>
         </w:tc>
         <w:tc>
-          <w:tcPr/>
           <w:p>
             <w:pPr>
               <w:pStyle w:val="Compact"/>
@@ -6494,7 +5984,6 @@
           </w:p>
         </w:tc>
         <w:tc>
-          <w:tcPr/>
           <w:p>
             <w:pPr>
               <w:pStyle w:val="Compact"/>
@@ -6506,7 +5995,6 @@
           </w:p>
         </w:tc>
         <w:tc>
-          <w:tcPr/>
           <w:p>
             <w:pPr>
               <w:pStyle w:val="Compact"/>
@@ -6518,7 +6006,6 @@
           </w:p>
         </w:tc>
         <w:tc>
-          <w:tcPr/>
           <w:p>
             <w:pPr>
               <w:pStyle w:val="Compact"/>
@@ -6530,7 +6017,6 @@
           </w:p>
         </w:tc>
         <w:tc>
-          <w:tcPr/>
           <w:p>
             <w:pPr>
               <w:pStyle w:val="Compact"/>
@@ -6544,7 +6030,6 @@
       </w:tr>
       <w:tr>
         <w:tc>
-          <w:tcPr/>
           <w:p>
             <w:pPr>
               <w:pStyle w:val="Compact"/>
@@ -6556,7 +6041,6 @@
           </w:p>
         </w:tc>
         <w:tc>
-          <w:tcPr/>
           <w:p>
             <w:pPr>
               <w:pStyle w:val="Compact"/>
@@ -6568,7 +6052,6 @@
           </w:p>
         </w:tc>
         <w:tc>
-          <w:tcPr/>
           <w:p>
             <w:pPr>
               <w:pStyle w:val="Compact"/>
@@ -6580,7 +6063,6 @@
           </w:p>
         </w:tc>
         <w:tc>
-          <w:tcPr/>
           <w:p>
             <w:pPr>
               <w:pStyle w:val="Compact"/>
@@ -6592,7 +6074,6 @@
           </w:p>
         </w:tc>
         <w:tc>
-          <w:tcPr/>
           <w:p>
             <w:pPr>
               <w:pStyle w:val="Compact"/>
@@ -6604,7 +6085,6 @@
           </w:p>
         </w:tc>
         <w:tc>
-          <w:tcPr/>
           <w:p>
             <w:pPr>
               <w:pStyle w:val="Compact"/>
@@ -6618,7 +6098,6 @@
       </w:tr>
       <w:tr>
         <w:tc>
-          <w:tcPr/>
           <w:p>
             <w:pPr>
               <w:pStyle w:val="Compact"/>
@@ -6630,7 +6109,6 @@
           </w:p>
         </w:tc>
         <w:tc>
-          <w:tcPr/>
           <w:p>
             <w:pPr>
               <w:pStyle w:val="Compact"/>
@@ -6642,7 +6120,6 @@
           </w:p>
         </w:tc>
         <w:tc>
-          <w:tcPr/>
           <w:p>
             <w:pPr>
               <w:pStyle w:val="Compact"/>
@@ -6654,7 +6131,6 @@
           </w:p>
         </w:tc>
         <w:tc>
-          <w:tcPr/>
           <w:p>
             <w:pPr>
               <w:pStyle w:val="Compact"/>
@@ -6666,7 +6142,6 @@
           </w:p>
         </w:tc>
         <w:tc>
-          <w:tcPr/>
           <w:p>
             <w:pPr>
               <w:pStyle w:val="Compact"/>
@@ -6678,7 +6153,6 @@
           </w:p>
         </w:tc>
         <w:tc>
-          <w:tcPr/>
           <w:p>
             <w:pPr>
               <w:pStyle w:val="Compact"/>
@@ -6692,7 +6166,6 @@
       </w:tr>
       <w:tr>
         <w:tc>
-          <w:tcPr/>
           <w:p>
             <w:pPr>
               <w:pStyle w:val="Compact"/>
@@ -6704,7 +6177,6 @@
           </w:p>
         </w:tc>
         <w:tc>
-          <w:tcPr/>
           <w:p>
             <w:pPr>
               <w:pStyle w:val="Compact"/>
@@ -6716,7 +6188,6 @@
           </w:p>
         </w:tc>
         <w:tc>
-          <w:tcPr/>
           <w:p>
             <w:pPr>
               <w:pStyle w:val="Compact"/>
@@ -6728,7 +6199,6 @@
           </w:p>
         </w:tc>
         <w:tc>
-          <w:tcPr/>
           <w:p>
             <w:pPr>
               <w:pStyle w:val="Compact"/>
@@ -6740,7 +6210,6 @@
           </w:p>
         </w:tc>
         <w:tc>
-          <w:tcPr/>
           <w:p>
             <w:pPr>
               <w:pStyle w:val="Compact"/>
@@ -6752,7 +6221,6 @@
           </w:p>
         </w:tc>
         <w:tc>
-          <w:tcPr/>
           <w:p>
             <w:pPr>
               <w:pStyle w:val="Compact"/>
@@ -6766,7 +6234,6 @@
       </w:tr>
       <w:tr>
         <w:tc>
-          <w:tcPr/>
           <w:p>
             <w:pPr>
               <w:pStyle w:val="Compact"/>
@@ -6778,7 +6245,6 @@
           </w:p>
         </w:tc>
         <w:tc>
-          <w:tcPr/>
           <w:p>
             <w:pPr>
               <w:pStyle w:val="Compact"/>
@@ -6790,7 +6256,6 @@
           </w:p>
         </w:tc>
         <w:tc>
-          <w:tcPr/>
           <w:p>
             <w:pPr>
               <w:pStyle w:val="Compact"/>
@@ -6802,7 +6267,6 @@
           </w:p>
         </w:tc>
         <w:tc>
-          <w:tcPr/>
           <w:p>
             <w:pPr>
               <w:pStyle w:val="Compact"/>
@@ -6814,7 +6278,6 @@
           </w:p>
         </w:tc>
         <w:tc>
-          <w:tcPr/>
           <w:p>
             <w:pPr>
               <w:pStyle w:val="Compact"/>
@@ -6826,7 +6289,6 @@
           </w:p>
         </w:tc>
         <w:tc>
-          <w:tcPr/>
           <w:p>
             <w:pPr>
               <w:pStyle w:val="Compact"/>
@@ -6840,7 +6302,6 @@
       </w:tr>
       <w:tr>
         <w:tc>
-          <w:tcPr/>
           <w:p>
             <w:pPr>
               <w:pStyle w:val="Compact"/>
@@ -6852,7 +6313,6 @@
           </w:p>
         </w:tc>
         <w:tc>
-          <w:tcPr/>
           <w:p>
             <w:pPr>
               <w:pStyle w:val="Compact"/>
@@ -6864,7 +6324,6 @@
           </w:p>
         </w:tc>
         <w:tc>
-          <w:tcPr/>
           <w:p>
             <w:pPr>
               <w:pStyle w:val="Compact"/>
@@ -6876,7 +6335,6 @@
           </w:p>
         </w:tc>
         <w:tc>
-          <w:tcPr/>
           <w:p>
             <w:pPr>
               <w:pStyle w:val="Compact"/>
@@ -6888,7 +6346,6 @@
           </w:p>
         </w:tc>
         <w:tc>
-          <w:tcPr/>
           <w:p>
             <w:pPr>
               <w:pStyle w:val="Compact"/>
@@ -6900,7 +6357,6 @@
           </w:p>
         </w:tc>
         <w:tc>
-          <w:tcPr/>
           <w:p>
             <w:pPr>
               <w:pStyle w:val="Compact"/>
@@ -6914,7 +6370,6 @@
       </w:tr>
       <w:tr>
         <w:tc>
-          <w:tcPr/>
           <w:p>
             <w:pPr>
               <w:pStyle w:val="Compact"/>
@@ -6926,7 +6381,6 @@
           </w:p>
         </w:tc>
         <w:tc>
-          <w:tcPr/>
           <w:p>
             <w:pPr>
               <w:pStyle w:val="Compact"/>
@@ -6938,7 +6392,6 @@
           </w:p>
         </w:tc>
         <w:tc>
-          <w:tcPr/>
           <w:p>
             <w:pPr>
               <w:pStyle w:val="Compact"/>
@@ -6950,7 +6403,6 @@
           </w:p>
         </w:tc>
         <w:tc>
-          <w:tcPr/>
           <w:p>
             <w:pPr>
               <w:pStyle w:val="Compact"/>
@@ -6962,7 +6414,6 @@
           </w:p>
         </w:tc>
         <w:tc>
-          <w:tcPr/>
           <w:p>
             <w:pPr>
               <w:pStyle w:val="Compact"/>
@@ -6974,7 +6425,6 @@
           </w:p>
         </w:tc>
         <w:tc>
-          <w:tcPr/>
           <w:p>
             <w:pPr>
               <w:pStyle w:val="Compact"/>
@@ -6988,7 +6438,6 @@
       </w:tr>
       <w:tr>
         <w:tc>
-          <w:tcPr/>
           <w:p>
             <w:pPr>
               <w:pStyle w:val="Compact"/>
@@ -7000,7 +6449,6 @@
           </w:p>
         </w:tc>
         <w:tc>
-          <w:tcPr/>
           <w:p>
             <w:pPr>
               <w:pStyle w:val="Compact"/>
@@ -7027,7 +6475,6 @@
           </w:p>
         </w:tc>
         <w:tc>
-          <w:tcPr/>
           <w:p>
             <w:pPr>
               <w:pStyle w:val="Compact"/>
@@ -7039,7 +6486,6 @@
           </w:p>
         </w:tc>
         <w:tc>
-          <w:tcPr/>
           <w:p>
             <w:pPr>
               <w:pStyle w:val="Compact"/>
@@ -7051,7 +6497,6 @@
           </w:p>
         </w:tc>
         <w:tc>
-          <w:tcPr/>
           <w:p>
             <w:pPr>
               <w:pStyle w:val="Compact"/>
@@ -7063,7 +6508,6 @@
           </w:p>
         </w:tc>
         <w:tc>
-          <w:tcPr/>
           <w:p>
             <w:pPr>
               <w:pStyle w:val="Compact"/>
@@ -7076,10 +6520,9 @@
         </w:tc>
       </w:tr>
     </w:tbl>
-    <w:bookmarkEnd w:id="36"/>
     <w:sectPr>
-      <w:footerReference r:id="rId9" w:type="default"/>
-      <w:pgMar w:bottom="1020" w:left="1134" w:right="1134" w:top="1134"/>
+      <w:footerReference w:type="default" r:id="rId9"/>
+      <w:pgMar w:left="1134" w:right="1134" w:top="1134" w:bottom="1020"/>
     </w:sectPr>
   </w:body>
 </w:document>
@@ -7136,14 +6579,17 @@
 <file path=word/numbering.xml><?xml version="1.0" encoding="utf-8"?>
 <w:numbering xmlns:w="http://schemas.openxmlformats.org/wordprocessingml/2006/main">
   <w:abstractNum w:abstractNumId="990">
-    <w:nsid w:val="A990"/>
+    <w:nsid w:val="2c1ae401"/>
     <w:multiLevelType w:val="multilevel"/>
     <w:lvl w:ilvl="0">
       <w:numFmt w:val="bullet"/>
       <w:lvlText w:val=" "/>
       <w:lvlJc w:val="left"/>
       <w:pPr>
-        <w:ind w:left="720" w:hanging="480"/>
+        <w:tabs>
+          <w:tab w:val="num" w:pos="0"/>
+        </w:tabs>
+        <w:ind w:left="480" w:hanging="480"/>
       </w:pPr>
     </w:lvl>
     <w:lvl w:ilvl="1">
@@ -7151,7 +6597,10 @@
       <w:lvlText w:val=" "/>
       <w:lvlJc w:val="left"/>
       <w:pPr>
-        <w:ind w:left="1440" w:hanging="480"/>
+        <w:tabs>
+          <w:tab w:val="num" w:pos="720"/>
+        </w:tabs>
+        <w:ind w:left="1200" w:hanging="480"/>
       </w:pPr>
     </w:lvl>
     <w:lvl w:ilvl="2">
@@ -7159,7 +6608,10 @@
       <w:lvlText w:val=" "/>
       <w:lvlJc w:val="left"/>
       <w:pPr>
-        <w:ind w:left="2160" w:hanging="480"/>
+        <w:tabs>
+          <w:tab w:val="num" w:pos="1440"/>
+        </w:tabs>
+        <w:ind w:left="1920" w:hanging="480"/>
       </w:pPr>
     </w:lvl>
     <w:lvl w:ilvl="3">
@@ -7167,7 +6619,10 @@
       <w:lvlText w:val=" "/>
       <w:lvlJc w:val="left"/>
       <w:pPr>
-        <w:ind w:left="2880" w:hanging="480"/>
+        <w:tabs>
+          <w:tab w:val="num" w:pos="2160"/>
+        </w:tabs>
+        <w:ind w:left="2640" w:hanging="480"/>
       </w:pPr>
     </w:lvl>
     <w:lvl w:ilvl="4">
@@ -7175,7 +6630,10 @@
       <w:lvlText w:val=" "/>
       <w:lvlJc w:val="left"/>
       <w:pPr>
-        <w:ind w:left="3600" w:hanging="480"/>
+        <w:tabs>
+          <w:tab w:val="num" w:pos="2880"/>
+        </w:tabs>
+        <w:ind w:left="3360" w:hanging="480"/>
       </w:pPr>
     </w:lvl>
     <w:lvl w:ilvl="5">
@@ -7183,7 +6641,10 @@
       <w:lvlText w:val=" "/>
       <w:lvlJc w:val="left"/>
       <w:pPr>
-        <w:ind w:left="4320" w:hanging="480"/>
+        <w:tabs>
+          <w:tab w:val="num" w:pos="3600"/>
+        </w:tabs>
+        <w:ind w:left="4080" w:hanging="480"/>
       </w:pPr>
     </w:lvl>
     <w:lvl w:ilvl="6">
@@ -7191,7 +6652,10 @@
       <w:lvlText w:val=" "/>
       <w:lvlJc w:val="left"/>
       <w:pPr>
-        <w:ind w:left="5040" w:hanging="480"/>
+        <w:tabs>
+          <w:tab w:val="num" w:pos="4320"/>
+        </w:tabs>
+        <w:ind w:left="4800" w:hanging="480"/>
       </w:pPr>
     </w:lvl>
     <w:lvl w:ilvl="7">
@@ -7199,7 +6663,10 @@
       <w:lvlText w:val=" "/>
       <w:lvlJc w:val="left"/>
       <w:pPr>
-        <w:ind w:left="5760" w:hanging="480"/>
+        <w:tabs>
+          <w:tab w:val="num" w:pos="5040"/>
+        </w:tabs>
+        <w:ind w:left="5520" w:hanging="480"/>
       </w:pPr>
     </w:lvl>
     <w:lvl w:ilvl="8">
@@ -7207,19 +6674,25 @@
       <w:lvlText w:val=" "/>
       <w:lvlJc w:val="left"/>
       <w:pPr>
-        <w:ind w:left="6480" w:hanging="480"/>
+        <w:tabs>
+          <w:tab w:val="num" w:pos="5760"/>
+        </w:tabs>
+        <w:ind w:left="6240" w:hanging="480"/>
       </w:pPr>
     </w:lvl>
   </w:abstractNum>
   <w:abstractNum w:abstractNumId="991">
-    <w:nsid w:val="A991"/>
+    <w:nsid w:val="ea454b4c"/>
     <w:multiLevelType w:val="multilevel"/>
     <w:lvl w:ilvl="0">
       <w:numFmt w:val="bullet"/>
       <w:lvlText w:val="•"/>
       <w:lvlJc w:val="left"/>
       <w:pPr>
-        <w:ind w:left="720" w:hanging="480"/>
+        <w:tabs>
+          <w:tab w:val="num" w:pos="0"/>
+        </w:tabs>
+        <w:ind w:left="480" w:hanging="480"/>
       </w:pPr>
     </w:lvl>
     <w:lvl w:ilvl="1">
@@ -7227,7 +6700,10 @@
       <w:lvlText w:val="–"/>
       <w:lvlJc w:val="left"/>
       <w:pPr>
-        <w:ind w:left="1440" w:hanging="480"/>
+        <w:tabs>
+          <w:tab w:val="num" w:pos="720"/>
+        </w:tabs>
+        <w:ind w:left="1200" w:hanging="480"/>
       </w:pPr>
     </w:lvl>
     <w:lvl w:ilvl="2">
@@ -7235,7 +6711,10 @@
       <w:lvlText w:val="•"/>
       <w:lvlJc w:val="left"/>
       <w:pPr>
-        <w:ind w:left="2160" w:hanging="480"/>
+        <w:tabs>
+          <w:tab w:val="num" w:pos="1440"/>
+        </w:tabs>
+        <w:ind w:left="1920" w:hanging="480"/>
       </w:pPr>
     </w:lvl>
     <w:lvl w:ilvl="3">
@@ -7243,7 +6722,10 @@
       <w:lvlText w:val="–"/>
       <w:lvlJc w:val="left"/>
       <w:pPr>
-        <w:ind w:left="2880" w:hanging="480"/>
+        <w:tabs>
+          <w:tab w:val="num" w:pos="2160"/>
+        </w:tabs>
+        <w:ind w:left="2640" w:hanging="480"/>
       </w:pPr>
     </w:lvl>
     <w:lvl w:ilvl="4">
@@ -7251,7 +6733,10 @@
       <w:lvlText w:val="•"/>
       <w:lvlJc w:val="left"/>
       <w:pPr>
-        <w:ind w:left="3600" w:hanging="480"/>
+        <w:tabs>
+          <w:tab w:val="num" w:pos="2880"/>
+        </w:tabs>
+        <w:ind w:left="3360" w:hanging="480"/>
       </w:pPr>
     </w:lvl>
     <w:lvl w:ilvl="5">
@@ -7259,7 +6744,10 @@
       <w:lvlText w:val="–"/>
       <w:lvlJc w:val="left"/>
       <w:pPr>
-        <w:ind w:left="4320" w:hanging="480"/>
+        <w:tabs>
+          <w:tab w:val="num" w:pos="3600"/>
+        </w:tabs>
+        <w:ind w:left="4080" w:hanging="480"/>
       </w:pPr>
     </w:lvl>
     <w:lvl w:ilvl="6">
@@ -7267,7 +6755,10 @@
       <w:lvlText w:val="•"/>
       <w:lvlJc w:val="left"/>
       <w:pPr>
-        <w:ind w:left="5040" w:hanging="480"/>
+        <w:tabs>
+          <w:tab w:val="num" w:pos="4320"/>
+        </w:tabs>
+        <w:ind w:left="4800" w:hanging="480"/>
       </w:pPr>
     </w:lvl>
     <w:lvl w:ilvl="7">
@@ -7275,7 +6766,10 @@
       <w:lvlText w:val="–"/>
       <w:lvlJc w:val="left"/>
       <w:pPr>
-        <w:ind w:left="5760" w:hanging="480"/>
+        <w:tabs>
+          <w:tab w:val="num" w:pos="5040"/>
+        </w:tabs>
+        <w:ind w:left="5520" w:hanging="480"/>
       </w:pPr>
     </w:lvl>
     <w:lvl w:ilvl="8">
@@ -7283,12 +6777,15 @@
       <w:lvlText w:val="•"/>
       <w:lvlJc w:val="left"/>
       <w:pPr>
-        <w:ind w:left="6480" w:hanging="480"/>
+        <w:tabs>
+          <w:tab w:val="num" w:pos="5760"/>
+        </w:tabs>
+        <w:ind w:left="6240" w:hanging="480"/>
       </w:pPr>
     </w:lvl>
   </w:abstractNum>
   <w:abstractNum w:abstractNumId="99411">
-    <w:nsid w:val="A99411"/>
+    <w:nsid w:val="71315dca"/>
     <w:multiLevelType w:val="multilevel"/>
     <w:lvl w:ilvl="0">
       <w:start w:val="1"/>
@@ -7296,7 +6793,10 @@
       <w:lvlText w:val="%1."/>
       <w:lvlJc w:val="left"/>
       <w:pPr>
-        <w:ind w:left="720" w:hanging="480"/>
+        <w:tabs>
+          <w:tab w:val="num" w:pos="0"/>
+        </w:tabs>
+        <w:ind w:left="480" w:hanging="480"/>
       </w:pPr>
     </w:lvl>
     <w:lvl w:ilvl="1">
@@ -7305,7 +6805,10 @@
       <w:lvlText w:val="%2."/>
       <w:lvlJc w:val="left"/>
       <w:pPr>
-        <w:ind w:left="1440" w:hanging="480"/>
+        <w:tabs>
+          <w:tab w:val="num" w:pos="720"/>
+        </w:tabs>
+        <w:ind w:left="1200" w:hanging="480"/>
       </w:pPr>
     </w:lvl>
     <w:lvl w:ilvl="2">
@@ -7314,7 +6817,10 @@
       <w:lvlText w:val="%3."/>
       <w:lvlJc w:val="left"/>
       <w:pPr>
-        <w:ind w:left="2160" w:hanging="480"/>
+        <w:tabs>
+          <w:tab w:val="num" w:pos="1440"/>
+        </w:tabs>
+        <w:ind w:left="1920" w:hanging="480"/>
       </w:pPr>
     </w:lvl>
     <w:lvl w:ilvl="3">
@@ -7323,7 +6829,10 @@
       <w:lvlText w:val="%4."/>
       <w:lvlJc w:val="left"/>
       <w:pPr>
-        <w:ind w:left="2880" w:hanging="480"/>
+        <w:tabs>
+          <w:tab w:val="num" w:pos="2160"/>
+        </w:tabs>
+        <w:ind w:left="2640" w:hanging="480"/>
       </w:pPr>
     </w:lvl>
     <w:lvl w:ilvl="4">
@@ -7332,7 +6841,10 @@
       <w:lvlText w:val="%5."/>
       <w:lvlJc w:val="left"/>
       <w:pPr>
-        <w:ind w:left="3600" w:hanging="480"/>
+        <w:tabs>
+          <w:tab w:val="num" w:pos="2880"/>
+        </w:tabs>
+        <w:ind w:left="3360" w:hanging="480"/>
       </w:pPr>
     </w:lvl>
     <w:lvl w:ilvl="5">
@@ -7341,7 +6853,10 @@
       <w:lvlText w:val="%6."/>
       <w:lvlJc w:val="left"/>
       <w:pPr>
-        <w:ind w:left="4320" w:hanging="480"/>
+        <w:tabs>
+          <w:tab w:val="num" w:pos="3600"/>
+        </w:tabs>
+        <w:ind w:left="4080" w:hanging="480"/>
       </w:pPr>
     </w:lvl>
     <w:lvl w:ilvl="6">
@@ -7350,7 +6865,10 @@
       <w:lvlText w:val="%7."/>
       <w:lvlJc w:val="left"/>
       <w:pPr>
-        <w:ind w:left="5040" w:hanging="480"/>
+        <w:tabs>
+          <w:tab w:val="num" w:pos="4320"/>
+        </w:tabs>
+        <w:ind w:left="4800" w:hanging="480"/>
       </w:pPr>
     </w:lvl>
     <w:lvl w:ilvl="7">
@@ -7359,7 +6877,10 @@
       <w:lvlText w:val="%8."/>
       <w:lvlJc w:val="left"/>
       <w:pPr>
-        <w:ind w:left="5760" w:hanging="480"/>
+        <w:tabs>
+          <w:tab w:val="num" w:pos="5040"/>
+        </w:tabs>
+        <w:ind w:left="5520" w:hanging="480"/>
       </w:pPr>
     </w:lvl>
     <w:lvl w:ilvl="8">
@@ -7368,7 +6889,10 @@
       <w:lvlText w:val="%9."/>
       <w:lvlJc w:val="left"/>
       <w:pPr>
-        <w:ind w:left="6480" w:hanging="480"/>
+        <w:tabs>
+          <w:tab w:val="num" w:pos="5760"/>
+        </w:tabs>
+        <w:ind w:left="6240" w:hanging="480"/>
       </w:pPr>
     </w:lvl>
   </w:abstractNum>
@@ -7425,10 +6949,10 @@
   <w:docDefaults>
     <w:rPrDefault>
       <w:rPr>
-        <w:rFonts w:asciiTheme="minorHAnsi" w:cstheme="minorBidi" w:eastAsiaTheme="minorHAnsi" w:hAnsiTheme="minorHAnsi"/>
+        <w:rFonts w:asciiTheme="minorHAnsi" w:eastAsiaTheme="minorHAnsi" w:hAnsiTheme="minorHAnsi" w:cstheme="minorBidi"/>
         <w:sz w:val="24"/>
         <w:szCs w:val="24"/>
-        <w:lang w:bidi="ar-SA" w:eastAsia="en-US" w:val="en-US"/>
+        <w:lang w:val="en-US" w:eastAsia="en-US" w:bidi="ar-SA"/>
       </w:rPr>
     </w:rPrDefault>
     <w:pPrDefault>
@@ -7437,55 +6961,55 @@
       </w:pPr>
     </w:pPrDefault>
   </w:docDefaults>
-  <w:latentStyles w:count="276" w:defLockedState="0" w:defQFormat="0" w:defSemiHidden="0" w:defUIPriority="0" w:defUnhideWhenUsed="0"/>
-  <w:style w:default="1" w:styleId="Normal" w:type="paragraph">
+  <w:latentStyles w:defLockedState="0" w:defUIPriority="0" w:defSemiHidden="0" w:defUnhideWhenUsed="0" w:defQFormat="0" w:count="276"/>
+  <w:style w:type="paragraph" w:default="1" w:styleId="Normal">
     <w:name w:val="Normal"/>
     <w:qFormat/>
     <w:rPr>
-      <w:rFonts w:ascii="Calibri" w:cs="Calibri" w:eastAsia="Calibri" w:hAnsi="Calibri"/>
+      <w:rFonts w:ascii="Calibri" w:hAnsi="Calibri" w:cs="Calibri" w:eastAsia="Calibri"/>
       <w:color w:val="344054"/>
       <w:sz w:val="21"/>
     </w:rPr>
   </w:style>
-  <w:style w:styleId="BodyText" w:type="paragraph">
+  <w:style w:type="paragraph" w:styleId="BodyText">
     <w:name w:val="Body Text"/>
     <w:basedOn w:val="Normal"/>
     <w:link w:val="BodyTextChar"/>
     <w:pPr>
-      <w:spacing w:after="180" w:before="180"/>
+      <w:spacing w:before="180" w:after="180"/>
     </w:pPr>
     <w:qFormat/>
     <w:rPr>
-      <w:rFonts w:ascii="Calibri" w:cs="Calibri" w:eastAsia="Calibri" w:hAnsi="Calibri"/>
+      <w:rFonts w:ascii="Calibri" w:hAnsi="Calibri" w:cs="Calibri" w:eastAsia="Calibri"/>
       <w:color w:val="344054"/>
       <w:sz w:val="21"/>
     </w:rPr>
   </w:style>
-  <w:style w:customStyle="1" w:styleId="FirstParagraph" w:type="paragraph">
+  <w:style w:type="paragraph" w:customStyle="1" w:styleId="FirstParagraph">
     <w:name w:val="First Paragraph"/>
     <w:basedOn w:val="BodyText"/>
     <w:next w:val="BodyText"/>
     <w:qFormat/>
     <w:rPr>
-      <w:rFonts w:ascii="Calibri" w:cs="Calibri" w:eastAsia="Calibri" w:hAnsi="Calibri"/>
+      <w:rFonts w:ascii="Calibri" w:hAnsi="Calibri" w:cs="Calibri" w:eastAsia="Calibri"/>
       <w:color w:val="344054"/>
       <w:sz w:val="21"/>
     </w:rPr>
   </w:style>
-  <w:style w:customStyle="1" w:styleId="Compact" w:type="paragraph">
+  <w:style w:type="paragraph" w:customStyle="1" w:styleId="Compact">
     <w:name w:val="Compact"/>
     <w:basedOn w:val="BodyText"/>
     <w:qFormat/>
     <w:pPr>
-      <w:spacing w:after="36" w:before="36"/>
+      <w:spacing w:before="36" w:after="36"/>
     </w:pPr>
     <w:rPr>
-      <w:rFonts w:ascii="Calibri" w:cs="Calibri" w:eastAsia="Calibri" w:hAnsi="Calibri"/>
+      <w:rFonts w:ascii="Calibri" w:hAnsi="Calibri" w:cs="Calibri" w:eastAsia="Calibri"/>
       <w:color w:val="344054"/>
       <w:sz w:val="21"/>
     </w:rPr>
   </w:style>
-  <w:style w:styleId="Title" w:type="paragraph">
+  <w:style w:type="paragraph" w:styleId="Title">
     <w:name w:val="Title"/>
     <w:basedOn w:val="Normal"/>
     <w:next w:val="BodyText"/>
@@ -7493,11 +7017,11 @@
     <w:pPr>
       <w:keepNext/>
       <w:keepLines/>
-      <w:spacing w:after="240" w:before="480"/>
+      <w:spacing w:before="480" w:after="240"/>
       <w:jc w:val="center"/>
     </w:pPr>
     <w:rPr>
-      <w:rFonts w:ascii="Calibri" w:cs="Calibri" w:eastAsia="Calibri" w:hAnsi="Calibri"/>
+      <w:rFonts w:ascii="Calibri" w:hAnsi="Calibri" w:cs="Calibri" w:eastAsia="Calibri"/>
       <w:b/>
       <w:bCs/>
       <w:color w:val="0F2A4A"/>
@@ -7505,7 +7029,7 @@
       <w:szCs w:val="36"/>
     </w:rPr>
   </w:style>
-  <w:style w:styleId="Subtitle" w:type="paragraph">
+  <w:style w:type="paragraph" w:styleId="Subtitle">
     <w:name w:val="Subtitle"/>
     <w:basedOn w:val="Title"/>
     <w:next w:val="BodyText"/>
@@ -7513,18 +7037,18 @@
     <w:pPr>
       <w:keepNext/>
       <w:keepLines/>
-      <w:spacing w:after="240" w:before="240"/>
+      <w:spacing w:before="240" w:after="240"/>
       <w:jc w:val="center"/>
     </w:pPr>
     <w:rPr>
-      <w:rFonts w:ascii="Calibri" w:cs="Calibri" w:eastAsia="Calibri" w:hAnsi="Calibri"/>
+      <w:rFonts w:ascii="Calibri" w:hAnsi="Calibri" w:cs="Calibri" w:eastAsia="Calibri"/>
       <w:b w:val="0"/>
       <w:color w:val="1E60AE"/>
       <w:sz w:val="28"/>
       <w:szCs w:val="30"/>
     </w:rPr>
   </w:style>
-  <w:style w:customStyle="1" w:styleId="Author" w:type="paragraph">
+  <w:style w:type="paragraph" w:customStyle="1" w:styleId="Author">
     <w:name w:val="Author"/>
     <w:next w:val="BodyText"/>
     <w:qFormat/>
@@ -7534,12 +7058,12 @@
       <w:jc w:val="center"/>
     </w:pPr>
     <w:rPr>
-      <w:rFonts w:ascii="Calibri" w:cs="Calibri" w:eastAsia="Calibri" w:hAnsi="Calibri"/>
+      <w:rFonts w:ascii="Calibri" w:hAnsi="Calibri" w:cs="Calibri" w:eastAsia="Calibri"/>
       <w:color w:val="344054"/>
       <w:sz w:val="22"/>
     </w:rPr>
   </w:style>
-  <w:style w:styleId="Date" w:type="paragraph">
+  <w:style w:type="paragraph" w:styleId="Date">
     <w:name w:val="Date"/>
     <w:next w:val="BodyText"/>
     <w:qFormat/>
@@ -7549,12 +7073,12 @@
       <w:jc w:val="center"/>
     </w:pPr>
     <w:rPr>
-      <w:rFonts w:ascii="Calibri" w:cs="Calibri" w:eastAsia="Calibri" w:hAnsi="Calibri"/>
+      <w:rFonts w:ascii="Calibri" w:hAnsi="Calibri" w:cs="Calibri" w:eastAsia="Calibri"/>
       <w:color w:val="344054"/>
       <w:sz w:val="22"/>
     </w:rPr>
   </w:style>
-  <w:style w:customStyle="1" w:styleId="AbstractTitle" w:type="paragraph">
+  <w:style w:type="paragraph" w:customStyle="1" w:styleId="AbstractTitle">
     <w:name w:val="Abstract Title"/>
     <w:basedOn w:val="Normal"/>
     <w:next w:val="Abstract"/>
@@ -7563,7 +7087,7 @@
       <w:keepNext/>
       <w:keepLines/>
       <w:jc w:val="center"/>
-      <w:spacing w:after="0" w:before="300"/>
+      <w:spacing w:before="300" w:after="0"/>
     </w:pPr>
     <w:rPr>
       <w:sz w:val="20"/>
@@ -7573,7 +7097,7 @@
       &gt;
     </w:rPr>
   </w:style>
-  <w:style w:customStyle="1" w:styleId="Abstract" w:type="paragraph">
+  <w:style w:type="paragraph" w:customStyle="1" w:styleId="Abstract">
     <w:name w:val="Abstract"/>
     <w:basedOn w:val="Normal"/>
     <w:next w:val="BodyText"/>
@@ -7581,14 +7105,14 @@
     <w:pPr>
       <w:keepNext/>
       <w:keepLines/>
-      <w:spacing w:after="300" w:before="100"/>
+      <w:spacing w:before="100" w:after="300"/>
     </w:pPr>
     <w:rPr>
       <w:sz w:val="20"/>
       <w:szCs w:val="20"/>
     </w:rPr>
   </w:style>
-  <w:style w:styleId="Bibliography" w:type="paragraph">
+  <w:style w:type="paragraph" w:styleId="Bibliography">
     <w:name w:val="Bibliography"/>
     <w:basedOn w:val="Normal"/>
     <w:next w:val="Bibliography"/>
@@ -7596,7 +7120,7 @@
     <w:pPr/>
     <w:rPr/>
   </w:style>
-  <w:style w:styleId="Heading1" w:type="paragraph">
+  <w:style w:type="paragraph" w:styleId="Heading1">
     <w:name w:val="Heading 1"/>
     <w:basedOn w:val="Normal"/>
     <w:next w:val="BodyText"/>
@@ -7605,11 +7129,11 @@
     <w:pPr>
       <w:keepNext/>
       <w:keepLines/>
-      <w:spacing w:after="80" w:before="280"/>
+      <w:spacing w:before="280" w:after="80"/>
       <w:outlineLvl w:val="0"/>
     </w:pPr>
     <w:rPr>
-      <w:rFonts w:ascii="Calibri" w:cs="Calibri" w:eastAsia="Calibri" w:hAnsi="Calibri"/>
+      <w:rFonts w:ascii="Calibri" w:hAnsi="Calibri" w:cs="Calibri" w:eastAsia="Calibri"/>
       <w:b/>
       <w:bCs/>
       <w:color w:val="1E60AE"/>
@@ -7617,7 +7141,7 @@
       <w:szCs w:val="32"/>
     </w:rPr>
   </w:style>
-  <w:style w:styleId="Heading2" w:type="paragraph">
+  <w:style w:type="paragraph" w:styleId="Heading2">
     <w:name w:val="Heading 2"/>
     <w:basedOn w:val="Normal"/>
     <w:next w:val="BodyText"/>
@@ -7627,11 +7151,11 @@
     <w:pPr>
       <w:keepNext/>
       <w:keepLines/>
-      <w:spacing w:after="80" w:before="200"/>
+      <w:spacing w:before="200" w:after="80"/>
       <w:outlineLvl w:val="1"/>
     </w:pPr>
     <w:rPr>
-      <w:rFonts w:ascii="Calibri" w:cs="Calibri" w:eastAsia="Calibri" w:hAnsi="Calibri"/>
+      <w:rFonts w:ascii="Calibri" w:hAnsi="Calibri" w:cs="Calibri" w:eastAsia="Calibri"/>
       <w:b/>
       <w:bCs/>
       <w:color w:val="0F2A4A"/>
@@ -7639,7 +7163,7 @@
       <w:szCs w:val="28"/>
     </w:rPr>
   </w:style>
-  <w:style w:styleId="Heading3" w:type="paragraph">
+  <w:style w:type="paragraph" w:styleId="Heading3">
     <w:name w:val="Heading 3"/>
     <w:basedOn w:val="Normal"/>
     <w:next w:val="BodyText"/>
@@ -7649,11 +7173,11 @@
     <w:pPr>
       <w:keepNext/>
       <w:keepLines/>
-      <w:spacing w:after="80" w:before="200"/>
+      <w:spacing w:before="200" w:after="80"/>
       <w:outlineLvl w:val="2"/>
     </w:pPr>
     <w:rPr>
-      <w:rFonts w:ascii="Calibri" w:cs="Calibri" w:eastAsia="Calibri" w:hAnsi="Calibri"/>
+      <w:rFonts w:ascii="Calibri" w:hAnsi="Calibri" w:cs="Calibri" w:eastAsia="Calibri"/>
       <w:b/>
       <w:bCs/>
       <w:color w:val="1E60AE"/>
@@ -7661,7 +7185,7 @@
       <w:szCs w:val="24"/>
     </w:rPr>
   </w:style>
-  <w:style w:styleId="Heading4" w:type="paragraph">
+  <w:style w:type="paragraph" w:styleId="Heading4">
     <w:name w:val="Heading 4"/>
     <w:basedOn w:val="Normal"/>
     <w:next w:val="BodyText"/>
@@ -7671,11 +7195,11 @@
     <w:pPr>
       <w:keepNext/>
       <w:keepLines/>
-      <w:spacing w:after="80" w:before="200"/>
+      <w:spacing w:before="200" w:after="80"/>
       <w:outlineLvl w:val="3"/>
     </w:pPr>
     <w:rPr>
-      <w:rFonts w:ascii="Calibri" w:cs="Calibri" w:eastAsia="Calibri" w:hAnsi="Calibri"/>
+      <w:rFonts w:ascii="Calibri" w:hAnsi="Calibri" w:cs="Calibri" w:eastAsia="Calibri"/>
       <w:i/>
       <w:b/>
       <w:bCs/>
@@ -7684,7 +7208,7 @@
       <w:szCs w:val="24"/>
     </w:rPr>
   </w:style>
-  <w:style w:styleId="Heading5" w:type="paragraph">
+  <w:style w:type="paragraph" w:styleId="Heading5">
     <w:name w:val="Heading 5"/>
     <w:basedOn w:val="Normal"/>
     <w:next w:val="BodyText"/>
@@ -7694,18 +7218,18 @@
     <w:pPr>
       <w:keepNext/>
       <w:keepLines/>
-      <w:spacing w:after="0" w:before="200"/>
+      <w:spacing w:before="200" w:after="0"/>
       <w:outlineLvl w:val="4"/>
     </w:pPr>
     <w:rPr>
-      <w:rFonts w:asciiTheme="majorHAnsi" w:cstheme="majorBidi" w:eastAsiaTheme="majorEastAsia" w:hAnsiTheme="majorHAnsi"/>
+      <w:rFonts w:asciiTheme="majorHAnsi" w:eastAsiaTheme="majorEastAsia" w:hAnsiTheme="majorHAnsi" w:cstheme="majorBidi"/>
       <w:iCs/>
-      <w:color w:themeColor="accent1" w:val="4F81BD"/>
+      <w:color w:val="4F81BD" w:themeColor="accent1"/>
       <w:sz w:val="24"/>
       <w:szCs w:val="24"/>
     </w:rPr>
   </w:style>
-  <w:style w:styleId="Heading6" w:type="paragraph">
+  <w:style w:type="paragraph" w:styleId="Heading6">
     <w:name w:val="Heading 6"/>
     <w:basedOn w:val="Normal"/>
     <w:next w:val="BodyText"/>
@@ -7715,17 +7239,17 @@
     <w:pPr>
       <w:keepNext/>
       <w:keepLines/>
-      <w:spacing w:after="0" w:before="200"/>
+      <w:spacing w:before="200" w:after="0"/>
       <w:outlineLvl w:val="5"/>
     </w:pPr>
     <w:rPr>
-      <w:rFonts w:asciiTheme="majorHAnsi" w:cstheme="majorBidi" w:eastAsiaTheme="majorEastAsia" w:hAnsiTheme="majorHAnsi"/>
-      <w:color w:themeColor="accent1" w:val="4F81BD"/>
+      <w:rFonts w:asciiTheme="majorHAnsi" w:eastAsiaTheme="majorEastAsia" w:hAnsiTheme="majorHAnsi" w:cstheme="majorBidi"/>
+      <w:color w:val="4F81BD" w:themeColor="accent1"/>
       <w:sz w:val="24"/>
       <w:szCs w:val="24"/>
     </w:rPr>
   </w:style>
-  <w:style w:styleId="Heading7" w:type="paragraph">
+  <w:style w:type="paragraph" w:styleId="Heading7">
     <w:name w:val="Heading 7"/>
     <w:basedOn w:val="Normal"/>
     <w:next w:val="BodyText"/>
@@ -7735,17 +7259,17 @@
     <w:pPr>
       <w:keepNext/>
       <w:keepLines/>
-      <w:spacing w:after="0" w:before="200"/>
+      <w:spacing w:before="200" w:after="0"/>
       <w:outlineLvl w:val="6"/>
     </w:pPr>
     <w:rPr>
-      <w:rFonts w:asciiTheme="majorHAnsi" w:cstheme="majorBidi" w:eastAsiaTheme="majorEastAsia" w:hAnsiTheme="majorHAnsi"/>
-      <w:color w:themeColor="accent1" w:val="4F81BD"/>
+      <w:rFonts w:asciiTheme="majorHAnsi" w:eastAsiaTheme="majorEastAsia" w:hAnsiTheme="majorHAnsi" w:cstheme="majorBidi"/>
+      <w:color w:val="4F81BD" w:themeColor="accent1"/>
       <w:sz w:val="24"/>
       <w:szCs w:val="24"/>
     </w:rPr>
   </w:style>
-  <w:style w:styleId="Heading8" w:type="paragraph">
+  <w:style w:type="paragraph" w:styleId="Heading8">
     <w:name w:val="Heading 8"/>
     <w:basedOn w:val="Normal"/>
     <w:next w:val="BodyText"/>
@@ -7755,17 +7279,17 @@
     <w:pPr>
       <w:keepNext/>
       <w:keepLines/>
-      <w:spacing w:after="0" w:before="200"/>
+      <w:spacing w:before="200" w:after="0"/>
       <w:outlineLvl w:val="7"/>
     </w:pPr>
     <w:rPr>
-      <w:rFonts w:asciiTheme="majorHAnsi" w:cstheme="majorBidi" w:eastAsiaTheme="majorEastAsia" w:hAnsiTheme="majorHAnsi"/>
-      <w:color w:themeColor="accent1" w:val="4F81BD"/>
+      <w:rFonts w:asciiTheme="majorHAnsi" w:eastAsiaTheme="majorEastAsia" w:hAnsiTheme="majorHAnsi" w:cstheme="majorBidi"/>
+      <w:color w:val="4F81BD" w:themeColor="accent1"/>
       <w:sz w:val="24"/>
       <w:szCs w:val="24"/>
     </w:rPr>
   </w:style>
-  <w:style w:styleId="Heading9" w:type="paragraph">
+  <w:style w:type="paragraph" w:styleId="Heading9">
     <w:name w:val="Heading 9"/>
     <w:basedOn w:val="Normal"/>
     <w:next w:val="BodyText"/>
@@ -7775,17 +7299,17 @@
     <w:pPr>
       <w:keepNext/>
       <w:keepLines/>
-      <w:spacing w:after="0" w:before="200"/>
+      <w:spacing w:before="200" w:after="0"/>
       <w:outlineLvl w:val="8"/>
     </w:pPr>
     <w:rPr>
-      <w:rFonts w:asciiTheme="majorHAnsi" w:cstheme="majorBidi" w:eastAsiaTheme="majorEastAsia" w:hAnsiTheme="majorHAnsi"/>
-      <w:color w:themeColor="accent1" w:val="4F81BD"/>
+      <w:rFonts w:asciiTheme="majorHAnsi" w:eastAsiaTheme="majorEastAsia" w:hAnsiTheme="majorHAnsi" w:cstheme="majorBidi"/>
+      <w:color w:val="4F81BD" w:themeColor="accent1"/>
       <w:sz w:val="24"/>
       <w:szCs w:val="24"/>
     </w:rPr>
   </w:style>
-  <w:style w:styleId="BlockText" w:type="paragraph">
+  <w:style w:type="paragraph" w:styleId="BlockText">
     <w:name w:val="Block Text"/>
     <w:basedOn w:val="BodyText"/>
     <w:next w:val="BodyText"/>
@@ -7793,11 +7317,11 @@
     <w:unhideWhenUsed/>
     <w:qFormat/>
     <w:pPr>
-      <w:spacing w:after="100" w:before="100"/>
+      <w:spacing w:before="100" w:after="100"/>
       <w:ind w:firstLine="0" w:left="480" w:right="480"/>
     </w:pPr>
   </w:style>
-  <w:style w:styleId="FootnoteText" w:type="paragraph">
+  <w:style w:type="paragraph" w:styleId="FootnoteText">
     <w:name w:val="Footnote Text"/>
     <w:basedOn w:val="Normal"/>
     <w:next w:val="FootnoteText"/>
@@ -7805,32 +7329,32 @@
     <w:unhideWhenUsed/>
     <w:qFormat/>
   </w:style>
-  <w:style w:default="1" w:styleId="DefaultParagraphFont" w:type="character">
+  <w:style w:type="character" w:default="1" w:styleId="DefaultParagraphFont">
     <w:name w:val="Default Paragraph Font"/>
     <w:semiHidden/>
     <w:unhideWhenUsed/>
   </w:style>
-  <w:style w:default="1" w:styleId="Table" w:type="table">
+  <w:style w:type="table" w:default="1" w:styleId="Table">
     <w:name w:val="Table"/>
     <w:basedOn w:val="TableNormal"/>
     <w:semiHidden/>
     <w:unhideWhenUsed/>
     <w:qFormat/>
     <w:tblPr>
-      <w:tblInd w:type="dxa" w:w="0"/>
+      <w:tblInd w:w="0" w:type="dxa"/>
       <w:tblBorders>
-        <w:top w:color="C3CAD6" w:space="0" w:sz="4" w:val="single"/>
-        <w:left w:color="C3CAD6" w:space="0" w:sz="4" w:val="single"/>
-        <w:bottom w:color="C3CAD6" w:space="0" w:sz="4" w:val="single"/>
-        <w:right w:color="C3CAD6" w:space="0" w:sz="4" w:val="single"/>
-        <w:insideH w:color="C3CAD6" w:space="0" w:sz="4" w:val="single"/>
-        <w:insideV w:color="C3CAD6" w:space="0" w:sz="4" w:val="single"/>
+        <w:top w:val="single" w:sz="4" w:space="0" w:color="C3CAD6"/>
+        <w:left w:val="single" w:sz="4" w:space="0" w:color="C3CAD6"/>
+        <w:bottom w:val="single" w:sz="4" w:space="0" w:color="C3CAD6"/>
+        <w:right w:val="single" w:sz="4" w:space="0" w:color="C3CAD6"/>
+        <w:insideH w:val="single" w:sz="4" w:space="0" w:color="C3CAD6"/>
+        <w:insideV w:val="single" w:sz="4" w:space="0" w:color="C3CAD6"/>
       </w:tblBorders>
       <w:tblCellMar>
-        <w:top w:type="dxa" w:w="40"/>
-        <w:left w:type="dxa" w:w="80"/>
-        <w:bottom w:type="dxa" w:w="40"/>
-        <w:right w:type="dxa" w:w="80"/>
+        <w:top w:w="40" w:type="dxa"/>
+        <w:left w:w="80" w:type="dxa"/>
+        <w:bottom w:w="40" w:type="dxa"/>
+        <w:right w:w="80" w:type="dxa"/>
       </w:tblCellMar>
     </w:tblPr>
     <w:tblStylePr w:type="firstRow">
@@ -7839,11 +7363,11 @@
         <w:color w:val="FFFFFF"/>
       </w:rPr>
       <w:tcPr>
-        <w:shd w:color="auto" w:fill="1E60AE" w:val="clear"/>
+        <w:shd w:val="clear" w:color="auto" w:fill="1E60AE"/>
       </w:tcPr>
     </w:tblStylePr>
   </w:style>
-  <w:style w:customStyle="1" w:styleId="DefinitionTerm" w:type="paragraph">
+  <w:style w:type="paragraph" w:customStyle="1" w:styleId="DefinitionTerm">
     <w:name w:val="Definition Term"/>
     <w:basedOn w:val="Normal"/>
     <w:next w:val="Definition"/>
@@ -7856,86 +7380,86 @@
       <w:b/>
     </w:rPr>
   </w:style>
-  <w:style w:customStyle="1" w:styleId="Definition" w:type="paragraph">
+  <w:style w:type="paragraph" w:customStyle="1" w:styleId="Definition">
     <w:name w:val="Definition"/>
     <w:basedOn w:val="Normal"/>
   </w:style>
-  <w:style w:styleId="Caption" w:type="paragraph">
+  <w:style w:type="paragraph" w:styleId="Caption">
     <w:name w:val="Caption"/>
     <w:basedOn w:val="Normal"/>
     <w:link w:val="BodyTextChar"/>
     <w:pPr>
-      <w:spacing w:after="120" w:before="0"/>
+      <w:spacing w:before="0" w:after="120"/>
     </w:pPr>
     <w:rPr>
       <w:i/>
     </w:rPr>
   </w:style>
-  <w:style w:customStyle="1" w:styleId="TableCaption" w:type="paragraph">
+  <w:style w:type="paragraph" w:customStyle="1" w:styleId="TableCaption">
     <w:name w:val="Table Caption"/>
     <w:basedOn w:val="Caption"/>
     <w:pPr>
       <w:keepNext/>
     </w:pPr>
     <w:rPr>
-      <w:rFonts w:ascii="Calibri" w:cs="Calibri" w:eastAsia="Calibri" w:hAnsi="Calibri"/>
+      <w:rFonts w:ascii="Calibri" w:hAnsi="Calibri" w:cs="Calibri" w:eastAsia="Calibri"/>
       <w:color w:val="344054"/>
       <w:sz w:val="21"/>
     </w:rPr>
   </w:style>
-  <w:style w:customStyle="1" w:styleId="ImageCaption" w:type="paragraph">
+  <w:style w:type="paragraph" w:customStyle="1" w:styleId="ImageCaption">
     <w:name w:val="Image Caption"/>
     <w:basedOn w:val="Caption"/>
     <w:rPr>
-      <w:rFonts w:ascii="Calibri" w:cs="Calibri" w:eastAsia="Calibri" w:hAnsi="Calibri"/>
+      <w:rFonts w:ascii="Calibri" w:hAnsi="Calibri" w:cs="Calibri" w:eastAsia="Calibri"/>
       <w:color w:val="344054"/>
       <w:sz w:val="21"/>
     </w:rPr>
   </w:style>
-  <w:style w:customStyle="1" w:styleId="Figure" w:type="paragraph">
+  <w:style w:type="paragraph" w:customStyle="1" w:styleId="Figure">
     <w:name w:val="Figure"/>
     <w:basedOn w:val="Normal"/>
   </w:style>
-  <w:style w:customStyle="1" w:styleId="CaptionedFigure" w:type="paragraph">
+  <w:style w:type="paragraph" w:customStyle="1" w:styleId="CaptionedFigure">
     <w:name w:val="Captioned Figure"/>
     <w:basedOn w:val="Figure"/>
     <w:pPr>
       <w:keepNext/>
     </w:pPr>
   </w:style>
-  <w:style w:customStyle="1" w:styleId="BodyTextChar" w:type="character">
+  <w:style w:type="character" w:customStyle="1" w:styleId="BodyTextChar">
     <w:name w:val="Body Text Char"/>
     <w:basedOn w:val="DefaultParagraphFont"/>
     <w:link w:val="BodyText"/>
   </w:style>
-  <w:style w:customStyle="1" w:styleId="VerbatimChar" w:type="character">
+  <w:style w:type="character" w:customStyle="1" w:styleId="VerbatimChar">
     <w:name w:val="Verbatim Char"/>
     <w:basedOn w:val="BodyTextChar"/>
     <w:rPr>
-      <w:rFonts w:ascii="Consolas" w:cs="Consolas" w:eastAsia="Consolas" w:hAnsi="Consolas"/>
+      <w:rFonts w:ascii="Consolas" w:hAnsi="Consolas" w:cs="Consolas" w:eastAsia="Consolas"/>
       <w:color w:val="0F2A4A"/>
       <w:sz w:val="18"/>
     </w:rPr>
   </w:style>
-  <w:style w:customStyle="1" w:styleId="SectionNumber" w:type="character">
+  <w:style w:type="character" w:customStyle="1" w:styleId="SectionNumber">
     <w:name w:val="Section Number"/>
     <w:basedOn w:val="BodyTextChar"/>
   </w:style>
-  <w:style w:styleId="FootnoteReference" w:type="character">
+  <w:style w:type="character" w:styleId="FootnoteReference">
     <w:name w:val="Footnote Reference"/>
     <w:basedOn w:val="BodyTextChar"/>
     <w:rPr>
       <w:vertAlign w:val="superscript"/>
     </w:rPr>
   </w:style>
-  <w:style w:styleId="Hyperlink" w:type="character">
+  <w:style w:type="character" w:styleId="Hyperlink">
     <w:name w:val="Hyperlink"/>
     <w:basedOn w:val="BodyTextChar"/>
     <w:rPr>
-      <w:color w:themeColor="accent1" w:val="4F81BD"/>
+      <w:color w:val="4F81BD" w:themeColor="accent1"/>
     </w:rPr>
   </w:style>
-  <w:style w:styleId="TOCHeading" w:type="paragraph">
+  <w:style w:type="paragraph" w:styleId="TOCHeading">
     <w:name w:val="TOC Heading"/>
     <w:basedOn w:val="Heading1"/>
     <w:next w:val="BodyText"/>
@@ -7947,7 +7471,7 @@
       <w:outlineLvl w:val="9"/>
     </w:pPr>
     <w:rPr>
-      <w:rFonts w:ascii="Calibri" w:cs="Calibri" w:eastAsia="Calibri" w:hAnsi="Calibri"/>
+      <w:rFonts w:ascii="Calibri" w:hAnsi="Calibri" w:cs="Calibri" w:eastAsia="Calibri"/>
       <w:b/>
       <w:bCs w:val="0"/>
       <w:color w:val="1E60AE"/>
@@ -8043,10 +7567,7 @@
   <w:style w:type="character" w:customStyle="1" w:styleId="ImportTok">
     <w:name w:val="ImportTok"/>
     <w:basedOn w:val="VerbatimChar"/>
-    <w:rPr>
-      <w:color w:val="008000"/>
-      <w:b/>
-    </w:rPr>
+    <w:rPr/>
   </w:style>
   <w:style w:type="character" w:customStyle="1" w:styleId="CommentTok">
     <w:name w:val="CommentTok"/>
@@ -8121,9 +7642,7 @@
   <w:style w:type="character" w:customStyle="1" w:styleId="BuiltInTok">
     <w:name w:val="BuiltInTok"/>
     <w:basedOn w:val="VerbatimChar"/>
-    <w:rPr>
-      <w:color w:val="008000"/>
-    </w:rPr>
+    <w:rPr/>
   </w:style>
   <w:style w:type="character" w:customStyle="1" w:styleId="ExtensionTok">
     <w:name w:val="ExtensionTok"/>

--- a/docs/manuals/04-Governance-and-Operations.docx
+++ b/docs/manuals/04-Governance-and-Operations.docx
@@ -6183,18 +6183,27 @@
               <w:jc w:val="left"/>
             </w:pPr>
             <w:r>
-              <w:t xml:space="preserve">User Manual (illustrated)</w:t>
-            </w:r>
-          </w:p>
-        </w:tc>
-        <w:tc>
-          <w:p>
-            <w:pPr>
-              <w:pStyle w:val="Compact"/>
-              <w:jc w:val="left"/>
-            </w:pPr>
-            <w:r>
-              <w:t xml:space="preserve">.md / .docx</w:t>
+              <w:t xml:space="preserve">User Manual (illustrated),</w:t>
+            </w:r>
+            <w:r>
+              <w:t xml:space="preserve"> </w:t>
+            </w:r>
+            <w:r>
+              <w:rPr>
+                <w:rStyle w:val="VerbatimChar"/>
+              </w:rPr>
+              <w:t xml:space="preserve">docs/Usermanual</w:t>
+            </w:r>
+          </w:p>
+        </w:tc>
+        <w:tc>
+          <w:p>
+            <w:pPr>
+              <w:pStyle w:val="Compact"/>
+              <w:jc w:val="left"/>
+            </w:pPr>
+            <w:r>
+              <w:t xml:space="preserve">.md / .docx / .pptx</w:t>
             </w:r>
           </w:p>
         </w:tc>
